--- a/fuentes/CF1_41430001_DI.docx
+++ b/fuentes/CF1_41430001_DI.docx
@@ -1281,7 +1281,7 @@
                 <w:sz w:val="20"/>
                 <w:szCs w:val="20"/>
               </w:rPr>
-              <w:t>Globalización y cultura contemporánea.</w:t>
+              <w:t>Globalización y cultura contemporánea</w:t>
             </w:r>
             <w:r>
               <w:rPr>
@@ -1375,19 +1375,7 @@
                 <w:sz w:val="20"/>
                 <w:szCs w:val="20"/>
               </w:rPr>
-              <w:t>1.1</w:t>
-            </w:r>
-            <w:r>
-              <w:rPr>
-                <w:rFonts w:eastAsiaTheme="minorEastAsia"/>
-                <w:noProof/>
-                <w:kern w:val="2"/>
-                <w:sz w:val="20"/>
-                <w:szCs w:val="20"/>
-                <w:lang w:eastAsia="es-CO"/>
-                <w14:ligatures w14:val="standardContextual"/>
-              </w:rPr>
-              <w:tab/>
+              <w:t>1.</w:t>
             </w:r>
             <w:r>
               <w:rPr>
@@ -1398,7 +1386,52 @@
                 <w:sz w:val="20"/>
                 <w:szCs w:val="20"/>
               </w:rPr>
-              <w:t>Tecnología y transformación Social</w:t>
+              <w:t>2</w:t>
+            </w:r>
+            <w:r>
+              <w:rPr>
+                <w:rFonts w:eastAsiaTheme="minorEastAsia"/>
+                <w:noProof/>
+                <w:kern w:val="2"/>
+                <w:sz w:val="20"/>
+                <w:szCs w:val="20"/>
+                <w:lang w:eastAsia="es-CO"/>
+                <w14:ligatures w14:val="standardContextual"/>
+              </w:rPr>
+              <w:tab/>
+            </w:r>
+            <w:r>
+              <w:rPr>
+                <w:rStyle w:val="Hipervnculo"/>
+                <w:b/>
+                <w:bCs/>
+                <w:noProof/>
+                <w:sz w:val="20"/>
+                <w:szCs w:val="20"/>
+              </w:rPr>
+              <w:t xml:space="preserve">Tecnología y transformación </w:t>
+            </w:r>
+            <w:r>
+              <w:rPr>
+                <w:rStyle w:val="Hipervnculo"/>
+                <w:b/>
+                <w:bCs/>
+                <w:noProof/>
+                <w:sz w:val="20"/>
+                <w:szCs w:val="20"/>
+              </w:rPr>
+              <w:t>s</w:t>
+            </w:r>
+            <w:r>
+              <w:rPr>
+                <w:rStyle w:val="Hipervnculo"/>
+                <w:b/>
+                <w:bCs/>
+                <w:noProof/>
+                <w:sz w:val="20"/>
+                <w:szCs w:val="20"/>
+              </w:rPr>
+              <w:t>ocial</w:t>
             </w:r>
             <w:r>
               <w:rPr>
@@ -1492,19 +1525,7 @@
                 <w:sz w:val="20"/>
                 <w:szCs w:val="20"/>
               </w:rPr>
-              <w:t>1.2</w:t>
-            </w:r>
-            <w:r>
-              <w:rPr>
-                <w:rFonts w:eastAsiaTheme="minorEastAsia"/>
-                <w:noProof/>
-                <w:kern w:val="2"/>
-                <w:sz w:val="20"/>
-                <w:szCs w:val="20"/>
-                <w:lang w:eastAsia="es-CO"/>
-                <w14:ligatures w14:val="standardContextual"/>
-              </w:rPr>
-              <w:tab/>
+              <w:t>1.</w:t>
             </w:r>
             <w:r>
               <w:rPr>
@@ -1515,7 +1536,30 @@
                 <w:sz w:val="20"/>
                 <w:szCs w:val="20"/>
               </w:rPr>
-              <w:t>Sociedad de la información.</w:t>
+              <w:t>3</w:t>
+            </w:r>
+            <w:r>
+              <w:rPr>
+                <w:rFonts w:eastAsiaTheme="minorEastAsia"/>
+                <w:noProof/>
+                <w:kern w:val="2"/>
+                <w:sz w:val="20"/>
+                <w:szCs w:val="20"/>
+                <w:lang w:eastAsia="es-CO"/>
+                <w14:ligatures w14:val="standardContextual"/>
+              </w:rPr>
+              <w:tab/>
+            </w:r>
+            <w:r>
+              <w:rPr>
+                <w:rStyle w:val="Hipervnculo"/>
+                <w:b/>
+                <w:bCs/>
+                <w:noProof/>
+                <w:sz w:val="20"/>
+                <w:szCs w:val="20"/>
+              </w:rPr>
+              <w:t>Sociedad de la información</w:t>
             </w:r>
             <w:r>
               <w:rPr>
@@ -1609,7 +1653,18 @@
                 <w:sz w:val="20"/>
                 <w:szCs w:val="20"/>
               </w:rPr>
-              <w:t>1.3</w:t>
+              <w:t>1.</w:t>
+            </w:r>
+            <w:r>
+              <w:rPr>
+                <w:rStyle w:val="Hipervnculo"/>
+                <w:b/>
+                <w:bCs/>
+                <w:noProof/>
+                <w:sz w:val="20"/>
+                <w:szCs w:val="20"/>
+              </w:rPr>
+              <w:t>4</w:t>
             </w:r>
             <w:r>
               <w:rPr>
@@ -1726,7 +1781,18 @@
                 <w:sz w:val="20"/>
                 <w:szCs w:val="20"/>
               </w:rPr>
-              <w:t>1.4</w:t>
+              <w:t>1.</w:t>
+            </w:r>
+            <w:r>
+              <w:rPr>
+                <w:rStyle w:val="Hipervnculo"/>
+                <w:b/>
+                <w:bCs/>
+                <w:noProof/>
+                <w:sz w:val="20"/>
+                <w:szCs w:val="20"/>
+              </w:rPr>
+              <w:t>5</w:t>
             </w:r>
             <w:r>
               <w:rPr>
@@ -1843,7 +1909,18 @@
                 <w:sz w:val="20"/>
                 <w:szCs w:val="20"/>
               </w:rPr>
-              <w:t>1.5</w:t>
+              <w:t>1.</w:t>
+            </w:r>
+            <w:r>
+              <w:rPr>
+                <w:rStyle w:val="Hipervnculo"/>
+                <w:b/>
+                <w:bCs/>
+                <w:noProof/>
+                <w:sz w:val="20"/>
+                <w:szCs w:val="20"/>
+              </w:rPr>
+              <w:t>6</w:t>
             </w:r>
             <w:r>
               <w:rPr>
@@ -4362,7 +4439,7 @@
           <w:sz w:val="20"/>
           <w:szCs w:val="20"/>
         </w:rPr>
-        <w:t>Globalización y cultura contemporánea.</w:t>
+        <w:t>Globalización y cultura contemporánea</w:t>
       </w:r>
       <w:bookmarkEnd w:id="7"/>
     </w:p>
@@ -4683,7 +4760,7 @@
           <w:sz w:val="20"/>
           <w:szCs w:val="20"/>
         </w:rPr>
-        <w:t>e</w:t>
+        <w:t>irá</w:t>
       </w:r>
       <w:r>
         <w:rPr>
@@ -4822,7 +4899,7 @@
         <w:pStyle w:val="Ttulo2"/>
         <w:numPr>
           <w:ilvl w:val="1"/>
-          <w:numId w:val="17"/>
+          <w:numId w:val="52"/>
         </w:numPr>
         <w:spacing w:line="360" w:lineRule="auto"/>
         <w:rPr>
@@ -4840,7 +4917,25 @@
           <w:sz w:val="20"/>
           <w:szCs w:val="20"/>
         </w:rPr>
-        <w:t>Tecnología y transformación Social</w:t>
+        <w:t xml:space="preserve">Tecnología y transformación </w:t>
+      </w:r>
+      <w:r>
+        <w:rPr>
+          <w:b/>
+          <w:bCs/>
+          <w:sz w:val="20"/>
+          <w:szCs w:val="20"/>
+        </w:rPr>
+        <w:t>s</w:t>
+      </w:r>
+      <w:r>
+        <w:rPr>
+          <w:b/>
+          <w:bCs/>
+          <w:sz w:val="20"/>
+          <w:szCs w:val="20"/>
+        </w:rPr>
+        <w:t>ocial</w:t>
       </w:r>
       <w:bookmarkEnd w:id="11"/>
     </w:p>
@@ -5072,7 +5167,39 @@
           <w:sz w:val="20"/>
           <w:szCs w:val="20"/>
         </w:rPr>
-        <w:t xml:space="preserve">En la actualidad, la tecnología no solo optimiza y agiliza procesos, también reconfigura las formas de interacción, transformando las relaciones personales, laborales y académicas que ahora se desarrollan en </w:t>
+        <w:t>En la actualidad, la tecnología no solo optimiza y agiliza procesos</w:t>
+      </w:r>
+      <w:r>
+        <w:rPr>
+          <w:bCs/>
+          <w:sz w:val="20"/>
+          <w:szCs w:val="20"/>
+        </w:rPr>
+        <w:t>;</w:t>
+      </w:r>
+      <w:r>
+        <w:rPr>
+          <w:bCs/>
+          <w:sz w:val="20"/>
+          <w:szCs w:val="20"/>
+        </w:rPr>
+        <w:t xml:space="preserve"> también reconfigura las formas de interacción, transformando las relaciones personales, laborales y académicas</w:t>
+      </w:r>
+      <w:r>
+        <w:rPr>
+          <w:bCs/>
+          <w:sz w:val="20"/>
+          <w:szCs w:val="20"/>
+        </w:rPr>
+        <w:t>,</w:t>
+      </w:r>
+      <w:r>
+        <w:rPr>
+          <w:bCs/>
+          <w:sz w:val="20"/>
+          <w:szCs w:val="20"/>
+        </w:rPr>
+        <w:t xml:space="preserve"> que ahora se desarrollan en </w:t>
       </w:r>
       <w:r>
         <w:rPr>
@@ -6157,7 +6284,18 @@
                 <w:sz w:val="20"/>
                 <w:szCs w:val="20"/>
               </w:rPr>
-              <w:t>Educación a distancia en formato broadcast.</w:t>
+              <w:t xml:space="preserve">Educación a distancia en formato </w:t>
+            </w:r>
+            <w:r>
+              <w:rPr>
+                <w:bCs/>
+                <w:i/>
+                <w:iCs/>
+                <w:sz w:val="20"/>
+                <w:szCs w:val="20"/>
+                <w:highlight w:val="yellow"/>
+              </w:rPr>
+              <w:t>broadcast.</w:t>
             </w:r>
           </w:p>
           <w:p>
@@ -7034,10 +7172,9 @@
         <w:pStyle w:val="Ttulo2"/>
         <w:numPr>
           <w:ilvl w:val="1"/>
-          <w:numId w:val="17"/>
+          <w:numId w:val="52"/>
         </w:numPr>
         <w:spacing w:line="360" w:lineRule="auto"/>
-        <w:ind w:left="426" w:firstLine="567"/>
         <w:rPr>
           <w:b/>
           <w:bCs/>
@@ -7053,7 +7190,7 @@
           <w:sz w:val="20"/>
           <w:szCs w:val="20"/>
         </w:rPr>
-        <w:t>Sociedad de la información.</w:t>
+        <w:t>Sociedad de la información</w:t>
       </w:r>
       <w:bookmarkEnd w:id="15"/>
     </w:p>
@@ -7149,7 +7286,23 @@
           <w:sz w:val="20"/>
           <w:szCs w:val="20"/>
         </w:rPr>
-        <w:t>Este modelo social surge con la expansión de Internet, las tecnologías de la comunicación y los sistemas de almacenamiento digital, que permiten consultar en segundos volúmenes de información que antes requerían largos procesos de búsqueda en fuentes físicas.</w:t>
+        <w:t>Este modelo social surge con la expansión de Internet, las tecnologías de la comunicación y los sistemas de almacenamiento digital, que permiten consultar en segundos</w:t>
+      </w:r>
+      <w:r>
+        <w:rPr>
+          <w:bCs/>
+          <w:sz w:val="20"/>
+          <w:szCs w:val="20"/>
+        </w:rPr>
+        <w:t>,</w:t>
+      </w:r>
+      <w:r>
+        <w:rPr>
+          <w:bCs/>
+          <w:sz w:val="20"/>
+          <w:szCs w:val="20"/>
+        </w:rPr>
+        <w:t xml:space="preserve"> volúmenes de información que antes requerían largos procesos de búsqueda en fuentes físicas.</w:t>
       </w:r>
     </w:p>
     <w:p>
@@ -7722,7 +7875,7 @@
         <w:pStyle w:val="Ttulo2"/>
         <w:numPr>
           <w:ilvl w:val="1"/>
-          <w:numId w:val="17"/>
+          <w:numId w:val="52"/>
         </w:numPr>
         <w:spacing w:line="360" w:lineRule="auto"/>
         <w:rPr>
@@ -8907,7 +9060,7 @@
         </w:pBdr>
         <w:spacing w:line="360" w:lineRule="auto"/>
         <w:rPr>
-          <w:bCs/>
+          <w:b/>
           <w:sz w:val="20"/>
           <w:szCs w:val="20"/>
         </w:rPr>
@@ -8916,7 +9069,7 @@
       <w:commentRangeStart w:id="20"/>
       <w:r>
         <w:rPr>
-          <w:bCs/>
+          <w:b/>
           <w:sz w:val="20"/>
           <w:szCs w:val="20"/>
         </w:rPr>
@@ -8926,7 +9079,7 @@
       <w:r>
         <w:rPr>
           <w:rStyle w:val="Refdecomentario"/>
-          <w:bCs/>
+          <w:b/>
           <w:sz w:val="20"/>
           <w:szCs w:val="20"/>
         </w:rPr>
@@ -8936,7 +9089,7 @@
       <w:r>
         <w:rPr>
           <w:rStyle w:val="Refdecomentario"/>
-          <w:bCs/>
+          <w:b/>
           <w:sz w:val="20"/>
           <w:szCs w:val="20"/>
         </w:rPr>
@@ -8944,7 +9097,7 @@
       </w:r>
       <w:r>
         <w:rPr>
-          <w:bCs/>
+          <w:b/>
           <w:sz w:val="20"/>
           <w:szCs w:val="20"/>
         </w:rPr>
@@ -9584,7 +9737,7 @@
         <w:pStyle w:val="Ttulo2"/>
         <w:numPr>
           <w:ilvl w:val="1"/>
-          <w:numId w:val="17"/>
+          <w:numId w:val="52"/>
         </w:numPr>
         <w:spacing w:line="360" w:lineRule="auto"/>
         <w:rPr>
@@ -9770,7 +9923,7 @@
         <w:pStyle w:val="Ttulo2"/>
         <w:numPr>
           <w:ilvl w:val="1"/>
-          <w:numId w:val="17"/>
+          <w:numId w:val="52"/>
         </w:numPr>
         <w:spacing w:line="360" w:lineRule="auto"/>
         <w:rPr>
@@ -9982,7 +10135,7 @@
         <w:pStyle w:val="Ttulo1"/>
         <w:numPr>
           <w:ilvl w:val="0"/>
-          <w:numId w:val="17"/>
+          <w:numId w:val="52"/>
         </w:numPr>
         <w:spacing w:line="360" w:lineRule="auto"/>
         <w:rPr>
@@ -10001,7 +10154,7 @@
           <w:szCs w:val="20"/>
         </w:rPr>
         <w:lastRenderedPageBreak/>
-        <w:t>Educación mediada por TIC.</w:t>
+        <w:t>Educación mediada por TIC</w:t>
       </w:r>
       <w:bookmarkEnd w:id="24"/>
     </w:p>
@@ -10438,7 +10591,23 @@
                 <w:sz w:val="20"/>
                 <w:szCs w:val="20"/>
               </w:rPr>
-              <w:t>Se integran videos, simulaciones, plataformas virtuales, foros, podcasts y materiales interactivos.</w:t>
+              <w:t>Se integran videos, simulaciones, plataformas virtuales, foros, p</w:t>
+            </w:r>
+            <w:r>
+              <w:rPr>
+                <w:bCs/>
+                <w:sz w:val="20"/>
+                <w:szCs w:val="20"/>
+              </w:rPr>
+              <w:t>ó</w:t>
+            </w:r>
+            <w:r>
+              <w:rPr>
+                <w:bCs/>
+                <w:sz w:val="20"/>
+                <w:szCs w:val="20"/>
+              </w:rPr>
+              <w:t>dcast y materiales interactivos.</w:t>
             </w:r>
           </w:p>
         </w:tc>
@@ -10639,10 +10808,9 @@
         <w:pStyle w:val="Ttulo2"/>
         <w:numPr>
           <w:ilvl w:val="1"/>
-          <w:numId w:val="17"/>
+          <w:numId w:val="53"/>
         </w:numPr>
         <w:spacing w:line="360" w:lineRule="auto"/>
-        <w:ind w:left="567"/>
         <w:rPr>
           <w:b/>
           <w:bCs/>
@@ -11328,7 +11496,7 @@
         <w:pStyle w:val="Ttulo2"/>
         <w:numPr>
           <w:ilvl w:val="1"/>
-          <w:numId w:val="17"/>
+          <w:numId w:val="53"/>
         </w:numPr>
         <w:spacing w:line="360" w:lineRule="auto"/>
         <w:ind w:left="567"/>
@@ -11932,7 +12100,7 @@
         <w:pStyle w:val="Ttulo2"/>
         <w:numPr>
           <w:ilvl w:val="1"/>
-          <w:numId w:val="17"/>
+          <w:numId w:val="53"/>
         </w:numPr>
         <w:spacing w:line="360" w:lineRule="auto"/>
         <w:ind w:left="567"/>
@@ -12540,7 +12708,7 @@
         <w:pStyle w:val="Ttulo1"/>
         <w:numPr>
           <w:ilvl w:val="0"/>
-          <w:numId w:val="17"/>
+          <w:numId w:val="53"/>
         </w:numPr>
         <w:spacing w:line="360" w:lineRule="auto"/>
         <w:rPr>
@@ -12853,49 +13021,6 @@
         </w:rPr>
       </w:pPr>
     </w:p>
-    <w:tbl>
-      <w:tblPr>
-        <w:tblStyle w:val="Tablaconcuadrcula4-nfasis3"/>
-        <w:tblW w:w="0" w:type="auto"/>
-        <w:tblLook w:val="04A0" w:firstRow="1" w:lastRow="0" w:firstColumn="1" w:lastColumn="0" w:noHBand="0" w:noVBand="1"/>
-      </w:tblPr>
-      <w:tblGrid>
-        <w:gridCol w:w="9962"/>
-      </w:tblGrid>
-      <w:tr>
-        <w:trPr>
-          <w:cnfStyle w:val="100000000000" w:firstRow="1" w:lastRow="0" w:firstColumn="0" w:lastColumn="0" w:oddVBand="0" w:evenVBand="0" w:oddHBand="0" w:evenHBand="0" w:firstRowFirstColumn="0" w:firstRowLastColumn="0" w:lastRowFirstColumn="0" w:lastRowLastColumn="0"/>
-        </w:trPr>
-        <w:tc>
-          <w:tcPr>
-            <w:cnfStyle w:val="001000000000" w:firstRow="0" w:lastRow="0" w:firstColumn="1" w:lastColumn="0" w:oddVBand="0" w:evenVBand="0" w:oddHBand="0" w:evenHBand="0" w:firstRowFirstColumn="0" w:firstRowLastColumn="0" w:lastRowFirstColumn="0" w:lastRowLastColumn="0"/>
-            <w:tcW w:w="9962" w:type="dxa"/>
-          </w:tcPr>
-          <w:p>
-            <w:pPr>
-              <w:pStyle w:val="NormalWeb"/>
-              <w:spacing w:line="360" w:lineRule="auto"/>
-              <w:rPr>
-                <w:rFonts w:ascii="Arial" w:hAnsi="Arial" w:cs="Arial"/>
-                <w:bCs w:val="0"/>
-                <w:sz w:val="20"/>
-                <w:szCs w:val="20"/>
-              </w:rPr>
-            </w:pPr>
-            <w:r>
-              <w:rPr>
-                <w:rStyle w:val="Refdecomentario"/>
-                <w:rFonts w:ascii="Arial" w:hAnsi="Arial" w:cs="Arial"/>
-                <w:sz w:val="20"/>
-                <w:szCs w:val="20"/>
-              </w:rPr>
-              <w:lastRenderedPageBreak/>
-              <w:t>LLAMADO A LA ACCIÓN   2</w:t>
-            </w:r>
-          </w:p>
-        </w:tc>
-      </w:tr>
-    </w:tbl>
     <w:p>
       <w:pPr>
         <w:pStyle w:val="Normal0"/>
@@ -12909,140 +13034,16 @@
     </w:p>
     <w:p>
       <w:pPr>
-        <w:pStyle w:val="Normal0"/>
+        <w:pStyle w:val="Ttulo2"/>
         <w:spacing w:line="360" w:lineRule="auto"/>
-        <w:rPr>
-          <w:bCs/>
-          <w:sz w:val="20"/>
-          <w:szCs w:val="20"/>
-        </w:rPr>
-      </w:pPr>
-      <w:r>
-        <w:rPr>
-          <w:bCs/>
-          <w:sz w:val="20"/>
-          <w:szCs w:val="20"/>
-        </w:rPr>
-        <w:t>Le invitamos a revisar este recurso complementario, donde se presentan de forma sintética los elementos clave del:</w:t>
-      </w:r>
-    </w:p>
-    <w:p>
-      <w:pPr>
-        <w:pStyle w:val="Normal0"/>
-        <w:numPr>
-          <w:ilvl w:val="0"/>
-          <w:numId w:val="27"/>
-        </w:numPr>
-        <w:spacing w:line="360" w:lineRule="auto"/>
-        <w:rPr>
-          <w:bCs/>
-          <w:sz w:val="20"/>
-          <w:szCs w:val="20"/>
-        </w:rPr>
-      </w:pPr>
-      <w:r>
         <w:rPr>
           <w:b/>
           <w:bCs/>
           <w:sz w:val="20"/>
           <w:szCs w:val="20"/>
         </w:rPr>
-        <w:t xml:space="preserve">Rol del estudiante en la era </w:t>
-      </w:r>
-      <w:commentRangeStart w:id="30"/>
-      <w:commentRangeStart w:id="31"/>
-      <w:r>
-        <w:rPr>
-          <w:b/>
-          <w:bCs/>
-          <w:sz w:val="20"/>
-          <w:szCs w:val="20"/>
-        </w:rPr>
-        <w:t>digital</w:t>
-      </w:r>
-      <w:commentRangeEnd w:id="30"/>
-      <w:r>
-        <w:rPr>
-          <w:rStyle w:val="Refdecomentario"/>
-          <w:bCs/>
-          <w:sz w:val="20"/>
-          <w:szCs w:val="20"/>
-        </w:rPr>
-        <w:commentReference w:id="30"/>
-      </w:r>
-      <w:commentRangeEnd w:id="31"/>
-      <w:r>
-        <w:rPr>
-          <w:rStyle w:val="Refdecomentario"/>
-          <w:bCs/>
-          <w:sz w:val="20"/>
-          <w:szCs w:val="20"/>
-        </w:rPr>
-        <w:commentReference w:id="31"/>
-      </w:r>
-      <w:r>
-        <w:rPr>
-          <w:bCs/>
-          <w:sz w:val="20"/>
-          <w:szCs w:val="20"/>
-        </w:rPr>
-        <w:t>.</w:t>
-      </w:r>
-    </w:p>
-    <w:p>
-      <w:pPr>
-        <w:pStyle w:val="Normal0"/>
-        <w:spacing w:line="360" w:lineRule="auto"/>
-        <w:ind w:left="720"/>
-        <w:rPr>
-          <w:bCs/>
-          <w:sz w:val="20"/>
-          <w:szCs w:val="20"/>
-        </w:rPr>
-      </w:pPr>
-    </w:p>
-    <w:p>
-      <w:pPr>
-        <w:pStyle w:val="Normal0"/>
-        <w:spacing w:line="360" w:lineRule="auto"/>
-        <w:rPr>
-          <w:bCs/>
-          <w:sz w:val="20"/>
-          <w:szCs w:val="20"/>
-        </w:rPr>
-      </w:pPr>
-      <w:r>
-        <w:rPr>
-          <w:bCs/>
-          <w:sz w:val="20"/>
-          <w:szCs w:val="20"/>
-        </w:rPr>
-        <w:t>Este material le permitirá comprender mejor las responsabilidades, habilidades y actitudes de este rol en los entornos de aprendizaje mediados por tecnología.</w:t>
-      </w:r>
-    </w:p>
-    <w:p>
-      <w:pPr>
-        <w:pStyle w:val="Normal0"/>
-        <w:spacing w:line="360" w:lineRule="auto"/>
-        <w:rPr>
-          <w:bCs/>
-          <w:sz w:val="20"/>
-          <w:szCs w:val="20"/>
-        </w:rPr>
-      </w:pPr>
-    </w:p>
-    <w:p>
-      <w:pPr>
-        <w:pStyle w:val="Ttulo2"/>
-        <w:spacing w:line="360" w:lineRule="auto"/>
-        <w:rPr>
-          <w:b/>
-          <w:bCs/>
-          <w:sz w:val="20"/>
-          <w:szCs w:val="20"/>
-        </w:rPr>
-      </w:pPr>
-      <w:bookmarkStart w:id="32" w:name="_Toc223762494"/>
+      </w:pPr>
+      <w:bookmarkStart w:id="30" w:name="_Toc223762494"/>
       <w:r>
         <w:rPr>
           <w:b/>
@@ -13061,7 +13062,7 @@
         </w:rPr>
         <w:t>El tutor en ambientes virtuales</w:t>
       </w:r>
-      <w:bookmarkEnd w:id="32"/>
+      <w:bookmarkEnd w:id="30"/>
     </w:p>
     <w:p>
       <w:pPr>
@@ -13334,7 +13335,7 @@
           <w:szCs w:val="20"/>
         </w:rPr>
       </w:pPr>
-      <w:bookmarkStart w:id="33" w:name="_Toc223762495"/>
+      <w:bookmarkStart w:id="31" w:name="_Toc223762495"/>
       <w:r>
         <w:rPr>
           <w:b/>
@@ -13342,7 +13343,6 @@
           <w:sz w:val="20"/>
           <w:szCs w:val="20"/>
         </w:rPr>
-        <w:lastRenderedPageBreak/>
         <w:t>3.</w:t>
       </w:r>
       <w:r>
@@ -13372,7 +13372,7 @@
         </w:rPr>
         <w:t>Recursividad del tutor docente y protagonismo del estudiante en la educación mediada por tecnologías</w:t>
       </w:r>
-      <w:bookmarkEnd w:id="33"/>
+      <w:bookmarkEnd w:id="31"/>
     </w:p>
     <w:tbl>
       <w:tblPr>
@@ -13542,6 +13542,7 @@
           <w:sz w:val="20"/>
           <w:szCs w:val="20"/>
         </w:rPr>
+        <w:lastRenderedPageBreak/>
         <w:t>Esta relación pedagógica favorece experiencias educativas más dinámicas, flexibles y centradas en el desarrollo de competencias para la sociedad digital.</w:t>
       </w:r>
     </w:p>
@@ -13726,36 +13727,33 @@
                 <w:ilvl w:val="0"/>
                 <w:numId w:val="27"/>
               </w:numPr>
+            </w:pPr>
+            <w:r>
+              <w:t xml:space="preserve">Globalización y su​ impacto en la​ educación y la​ cultura​ </w:t>
+            </w:r>
+            <w:commentRangeStart w:id="32"/>
+            <w:r>
+              <w:t>contemporánea</w:t>
+            </w:r>
+            <w:commentRangeEnd w:id="32"/>
+            <w:r>
+              <w:rPr>
+                <w:rStyle w:val="Refdecomentario"/>
+                <w:sz w:val="22"/>
+                <w:szCs w:val="22"/>
+              </w:rPr>
+              <w:commentReference w:id="32"/>
+            </w:r>
+          </w:p>
+          <w:p>
+            <w:pPr>
+              <w:pStyle w:val="Prrafodelista"/>
               <w:spacing w:line="360" w:lineRule="auto"/>
               <w:rPr>
                 <w:sz w:val="20"/>
                 <w:szCs w:val="20"/>
               </w:rPr>
             </w:pPr>
-            <w:r>
-              <w:rPr>
-                <w:sz w:val="20"/>
-                <w:szCs w:val="20"/>
-              </w:rPr>
-              <w:t xml:space="preserve">Rol de estudiante en la era </w:t>
-            </w:r>
-            <w:commentRangeStart w:id="34"/>
-            <w:r>
-              <w:rPr>
-                <w:sz w:val="20"/>
-                <w:szCs w:val="20"/>
-              </w:rPr>
-              <w:t>digital</w:t>
-            </w:r>
-            <w:commentRangeEnd w:id="34"/>
-            <w:r>
-              <w:rPr>
-                <w:rStyle w:val="Refdecomentario"/>
-                <w:sz w:val="20"/>
-                <w:szCs w:val="20"/>
-              </w:rPr>
-              <w:commentReference w:id="34"/>
-            </w:r>
           </w:p>
         </w:tc>
       </w:tr>
@@ -13791,7 +13789,6 @@
           <w:sz w:val="20"/>
           <w:szCs w:val="20"/>
         </w:rPr>
-        <w:lastRenderedPageBreak/>
         <w:t xml:space="preserve">El estudiante como protagonista deja de ser un receptor pasivo de información y asume un papel activo y responsable en la construcción de su aprendizaje, lo cual implica desarrollar competencias cognitivas, digitales y sociales que le permitan gestionar información, participar en espacios colaborativos y producir conocimiento. </w:t>
       </w:r>
     </w:p>
@@ -14056,7 +14053,15 @@
                 <w:sz w:val="20"/>
                 <w:szCs w:val="20"/>
               </w:rPr>
-              <w:t>Busca, analiza y contrasta información proveniente de diversas fuentes digitales para ampliar su conocimiento.</w:t>
+              <w:t xml:space="preserve">Busca, analiza y contrasta información proveniente de </w:t>
+            </w:r>
+            <w:r>
+              <w:rPr>
+                <w:sz w:val="20"/>
+                <w:szCs w:val="20"/>
+              </w:rPr>
+              <w:lastRenderedPageBreak/>
+              <w:t>diversas fuentes digitales para ampliar su conocimiento.</w:t>
             </w:r>
           </w:p>
         </w:tc>
@@ -14078,7 +14083,16 @@
                 <w:sz w:val="20"/>
                 <w:szCs w:val="20"/>
               </w:rPr>
-              <w:t xml:space="preserve">Consulta artículos académicos, videos educativos y bases de datos para complementar un tema </w:t>
+              <w:lastRenderedPageBreak/>
+              <w:t xml:space="preserve">Consulta artículos académicos, videos educativos y bases de </w:t>
+            </w:r>
+            <w:r>
+              <w:rPr>
+                <w:sz w:val="20"/>
+                <w:szCs w:val="20"/>
+              </w:rPr>
+              <w:lastRenderedPageBreak/>
+              <w:t xml:space="preserve">datos para complementar un tema </w:t>
             </w:r>
             <w:r>
               <w:rPr>
@@ -14116,6 +14130,7 @@
                 <w:sz w:val="20"/>
                 <w:szCs w:val="20"/>
               </w:rPr>
+              <w:lastRenderedPageBreak/>
               <w:t>Colaborador</w:t>
             </w:r>
           </w:p>
@@ -14319,16 +14334,24 @@
                 <w:szCs w:val="20"/>
               </w:rPr>
             </w:pPr>
-            <w:commentRangeStart w:id="35"/>
+            <w:commentRangeStart w:id="33"/>
             <w:r>
               <w:rPr>
                 <w:color w:val="auto"/>
                 <w:sz w:val="20"/>
                 <w:szCs w:val="20"/>
               </w:rPr>
-              <w:t>PODCAST</w:t>
-            </w:r>
-            <w:commentRangeEnd w:id="35"/>
+              <w:t>P</w:t>
+            </w:r>
+            <w:r>
+              <w:rPr>
+                <w:color w:val="auto"/>
+                <w:sz w:val="20"/>
+                <w:szCs w:val="20"/>
+              </w:rPr>
+              <w:t>ódcas</w:t>
+            </w:r>
+            <w:commentRangeEnd w:id="33"/>
             <w:r>
               <w:rPr>
                 <w:rStyle w:val="Refdecomentario"/>
@@ -14336,7 +14359,15 @@
                 <w:sz w:val="20"/>
                 <w:szCs w:val="20"/>
               </w:rPr>
-              <w:commentReference w:id="35"/>
+              <w:commentReference w:id="33"/>
+            </w:r>
+            <w:r>
+              <w:rPr>
+                <w:color w:val="auto"/>
+                <w:sz w:val="20"/>
+                <w:szCs w:val="20"/>
+              </w:rPr>
+              <w:t>t</w:t>
             </w:r>
           </w:p>
         </w:tc>
@@ -14371,7 +14402,27 @@
                 <w:sz w:val="20"/>
                 <w:szCs w:val="20"/>
               </w:rPr>
-              <w:t>Lo invitamos a visitar el siguiente Podcast en donde encontrará información sobre este gran proceso de transformación de la educación.</w:t>
+              <w:t xml:space="preserve">Lo invitamos a visitar el siguiente </w:t>
+            </w:r>
+            <w:r>
+              <w:rPr>
+                <w:b w:val="0"/>
+                <w:bCs w:val="0"/>
+                <w:color w:val="auto"/>
+                <w:sz w:val="20"/>
+                <w:szCs w:val="20"/>
+              </w:rPr>
+              <w:t xml:space="preserve">pódcast </w:t>
+            </w:r>
+            <w:r>
+              <w:rPr>
+                <w:b w:val="0"/>
+                <w:bCs w:val="0"/>
+                <w:color w:val="auto"/>
+                <w:sz w:val="20"/>
+                <w:szCs w:val="20"/>
+              </w:rPr>
+              <w:t>en donde encontrará información sobre este gran proceso de transformación de la educación.</w:t>
             </w:r>
           </w:p>
           <w:p>
@@ -14420,7 +14471,7 @@
           <w:szCs w:val="20"/>
         </w:rPr>
       </w:pPr>
-      <w:bookmarkStart w:id="36" w:name="_Toc223762496"/>
+      <w:bookmarkStart w:id="34" w:name="_Toc223762496"/>
       <w:r>
         <w:rPr>
           <w:b/>
@@ -14428,7 +14479,6 @@
           <w:sz w:val="20"/>
           <w:szCs w:val="20"/>
         </w:rPr>
-        <w:lastRenderedPageBreak/>
         <w:t xml:space="preserve">3.3. </w:t>
       </w:r>
       <w:r>
@@ -14440,7 +14490,7 @@
         </w:rPr>
         <w:t>Ventajas y desventajas de los procesos tecnológicos actuales</w:t>
       </w:r>
-      <w:bookmarkEnd w:id="36"/>
+      <w:bookmarkEnd w:id="34"/>
       <w:r>
         <w:rPr>
           <w:b/>
@@ -14678,6 +14728,7 @@
                 <w:sz w:val="20"/>
                 <w:szCs w:val="20"/>
               </w:rPr>
+              <w:lastRenderedPageBreak/>
               <w:t>Ventaja</w:t>
             </w:r>
           </w:p>
@@ -15054,15 +15105,7 @@
                 <w:sz w:val="20"/>
                 <w:szCs w:val="20"/>
               </w:rPr>
-              <w:t xml:space="preserve">Aunque existen espacios colaborativos virtuales, la virtualidad prolongada puede disminuir la interacción humana directa, lo que puede </w:t>
-            </w:r>
-            <w:r>
-              <w:rPr>
-                <w:sz w:val="20"/>
-                <w:szCs w:val="20"/>
-              </w:rPr>
-              <w:lastRenderedPageBreak/>
-              <w:t>afectar el desarrollo de habilidades socioemocionales, el sentido de pertenencia y la construcción colectiva del conocimiento desde la presencialidad.</w:t>
+              <w:t>Aunque existen espacios colaborativos virtuales, la virtualidad prolongada puede disminuir la interacción humana directa, lo que puede afectar el desarrollo de habilidades socioemocionales, el sentido de pertenencia y la construcción colectiva del conocimiento desde la presencialidad.</w:t>
             </w:r>
           </w:p>
         </w:tc>
@@ -15082,7 +15125,7 @@
         <w:pStyle w:val="Ttulo1"/>
         <w:numPr>
           <w:ilvl w:val="0"/>
-          <w:numId w:val="17"/>
+          <w:numId w:val="53"/>
         </w:numPr>
         <w:spacing w:line="360" w:lineRule="auto"/>
         <w:rPr>
@@ -15092,7 +15135,7 @@
           <w:szCs w:val="20"/>
         </w:rPr>
       </w:pPr>
-      <w:bookmarkStart w:id="37" w:name="_Toc223762497"/>
+      <w:bookmarkStart w:id="35" w:name="_Toc223762497"/>
       <w:r>
         <w:rPr>
           <w:b/>
@@ -15111,7 +15154,7 @@
         </w:rPr>
         <w:t>entre la sociedad de la información, la sociedad del conocimiento y la sociedad red</w:t>
       </w:r>
-      <w:bookmarkEnd w:id="37"/>
+      <w:bookmarkEnd w:id="35"/>
     </w:p>
     <w:p>
       <w:pPr>
@@ -15161,6 +15204,7 @@
           <w:sz w:val="20"/>
           <w:szCs w:val="20"/>
         </w:rPr>
+        <w:lastRenderedPageBreak/>
         <w:drawing>
           <wp:inline distT="0" distB="0" distL="0" distR="0" wp14:anchorId="144368D3" wp14:editId="64176110">
             <wp:extent cx="6359525" cy="4292930"/>
@@ -15216,7 +15260,6 @@
           <w:sz w:val="20"/>
           <w:szCs w:val="20"/>
         </w:rPr>
-        <w:lastRenderedPageBreak/>
         <w:t>Tabla 8.</w:t>
       </w:r>
       <w:r>
@@ -15676,6 +15719,7 @@
                 <w:sz w:val="20"/>
                 <w:szCs w:val="20"/>
               </w:rPr>
+              <w:lastRenderedPageBreak/>
               <w:t>Rol del estudiante</w:t>
             </w:r>
           </w:p>
@@ -15858,6 +15902,22 @@
           <w:szCs w:val="20"/>
         </w:rPr>
       </w:pPr>
+      <w:r>
+        <w:rPr>
+          <w:sz w:val="20"/>
+          <w:szCs w:val="20"/>
+        </w:rPr>
+        <w:t>En la transición hacia la sociedad del conocimiento y en red, la formación se centra en construir conocimiento a partir de la información. En este contexto, las encuestas son una técnica clave, ya que permiten recolectar datos sobre necesidades y percepciones, facilitando el análisis, la toma de decisiones y el aprendizaje en entornos dinámicos y colaborativos.</w:t>
+      </w:r>
+    </w:p>
+    <w:p>
+      <w:pPr>
+        <w:spacing w:line="360" w:lineRule="auto"/>
+        <w:rPr>
+          <w:sz w:val="20"/>
+          <w:szCs w:val="20"/>
+        </w:rPr>
+      </w:pPr>
     </w:p>
     <w:p>
       <w:pPr>
@@ -15903,7 +15963,7 @@
           <w:szCs w:val="20"/>
         </w:rPr>
       </w:pPr>
-      <w:commentRangeStart w:id="38"/>
+      <w:commentRangeStart w:id="36"/>
       <w:r>
         <w:rPr>
           <w:noProof/>
@@ -15974,14 +16034,14 @@
           </wp:anchor>
         </w:drawing>
       </w:r>
-      <w:commentRangeEnd w:id="38"/>
+      <w:commentRangeEnd w:id="36"/>
       <w:r>
         <w:rPr>
           <w:rStyle w:val="Refdecomentario"/>
           <w:sz w:val="20"/>
           <w:szCs w:val="20"/>
         </w:rPr>
-        <w:commentReference w:id="38"/>
+        <w:commentReference w:id="36"/>
       </w:r>
       <w:r>
         <w:rPr>
@@ -16045,7 +16105,7 @@
         <w:pStyle w:val="Ttulo1"/>
         <w:numPr>
           <w:ilvl w:val="0"/>
-          <w:numId w:val="17"/>
+          <w:numId w:val="53"/>
         </w:numPr>
         <w:spacing w:line="360" w:lineRule="auto"/>
         <w:rPr>
@@ -16060,10 +16120,9 @@
           <w:sz w:val="20"/>
           <w:szCs w:val="20"/>
         </w:rPr>
-        <w:lastRenderedPageBreak/>
         <w:t xml:space="preserve"> </w:t>
       </w:r>
-      <w:bookmarkStart w:id="39" w:name="_Toc223762498"/>
+      <w:bookmarkStart w:id="37" w:name="_Toc223762498"/>
       <w:r>
         <w:rPr>
           <w:b/>
@@ -16073,7 +16132,7 @@
         </w:rPr>
         <w:t>Aplicaciones en la formación profesional</w:t>
       </w:r>
-      <w:bookmarkEnd w:id="39"/>
+      <w:bookmarkEnd w:id="37"/>
     </w:p>
     <w:p>
       <w:pPr>
@@ -16100,7 +16159,7 @@
           <w:szCs w:val="20"/>
         </w:rPr>
       </w:pPr>
-      <w:commentRangeStart w:id="40"/>
+      <w:commentRangeStart w:id="38"/>
       <w:r>
         <w:rPr>
           <w:bCs/>
@@ -16109,6 +16168,7 @@
           <w:szCs w:val="20"/>
           <w:lang w:eastAsia="es-CO"/>
         </w:rPr>
+        <w:lastRenderedPageBreak/>
         <w:drawing>
           <wp:anchor distT="0" distB="0" distL="114300" distR="114300" simplePos="0" relativeHeight="251659264" behindDoc="0" locked="0" layoutInCell="1" allowOverlap="1" wp14:anchorId="7153D1D8" wp14:editId="75D354A4">
             <wp:simplePos x="0" y="0"/>
@@ -16165,7 +16225,7 @@
           </wp:anchor>
         </w:drawing>
       </w:r>
-      <w:commentRangeEnd w:id="40"/>
+      <w:commentRangeEnd w:id="38"/>
       <w:r>
         <w:rPr>
           <w:rStyle w:val="Refdecomentario"/>
@@ -16173,7 +16233,7 @@
           <w:sz w:val="20"/>
           <w:szCs w:val="20"/>
         </w:rPr>
-        <w:commentReference w:id="40"/>
+        <w:commentReference w:id="38"/>
       </w:r>
       <w:r>
         <w:rPr>
@@ -16857,7 +16917,7 @@
           <w:szCs w:val="20"/>
         </w:rPr>
       </w:pPr>
-      <w:bookmarkStart w:id="41" w:name="_Toc223762499"/>
+      <w:bookmarkStart w:id="39" w:name="_Toc223762499"/>
       <w:r>
         <w:rPr>
           <w:b/>
@@ -16865,10 +16925,9 @@
           <w:sz w:val="20"/>
           <w:szCs w:val="20"/>
         </w:rPr>
-        <w:lastRenderedPageBreak/>
         <w:t>SÍNTESIS</w:t>
       </w:r>
-      <w:bookmarkEnd w:id="41"/>
+      <w:bookmarkEnd w:id="39"/>
       <w:r>
         <w:rPr>
           <w:b/>
@@ -16892,7 +16951,15 @@
           <w:sz w:val="20"/>
           <w:szCs w:val="20"/>
         </w:rPr>
-        <w:t>La transformación social impulsada por la tecnología ha configurado nuevos escenarios educativos donde la información circula en red, el conocimiento se construye colaborativamente y los roles pedagógicos evolucionan.</w:t>
+        <w:t xml:space="preserve">La transformación social impulsada por la tecnología ha configurado nuevos escenarios educativos donde la información circula en red, el conocimiento se construye colaborativamente y los roles pedagógicos </w:t>
+      </w:r>
+      <w:r>
+        <w:rPr>
+          <w:sz w:val="20"/>
+          <w:szCs w:val="20"/>
+        </w:rPr>
+        <w:lastRenderedPageBreak/>
+        <w:t>evolucionan.</w:t>
       </w:r>
       <w:r>
         <w:rPr>
@@ -16915,7 +16982,7 @@
         </w:rPr>
         <w:t xml:space="preserve">académica </w:t>
       </w:r>
-      <w:commentRangeStart w:id="42"/>
+      <w:commentRangeStart w:id="40"/>
       <w:r>
         <w:rPr>
           <w:sz w:val="20"/>
@@ -16923,14 +16990,14 @@
         </w:rPr>
         <w:t>actual</w:t>
       </w:r>
-      <w:commentRangeEnd w:id="42"/>
+      <w:commentRangeEnd w:id="40"/>
       <w:r>
         <w:rPr>
           <w:rStyle w:val="Refdecomentario"/>
           <w:sz w:val="20"/>
           <w:szCs w:val="20"/>
         </w:rPr>
-        <w:commentReference w:id="42"/>
+        <w:commentReference w:id="40"/>
       </w:r>
       <w:r>
         <w:rPr>
@@ -17038,7 +17105,7 @@
           <w:szCs w:val="20"/>
         </w:rPr>
       </w:pPr>
-      <w:bookmarkStart w:id="43" w:name="_Toc223762500"/>
+      <w:bookmarkStart w:id="41" w:name="_Toc223762500"/>
       <w:r>
         <w:rPr>
           <w:b/>
@@ -17049,7 +17116,7 @@
         <w:lastRenderedPageBreak/>
         <w:t>ACTIVIDADES DIDÁCTICAS</w:t>
       </w:r>
-      <w:bookmarkEnd w:id="43"/>
+      <w:bookmarkEnd w:id="41"/>
       <w:r>
         <w:rPr>
           <w:b/>
@@ -17070,7 +17137,7 @@
           <w:u w:val="single"/>
         </w:rPr>
       </w:pPr>
-      <w:commentRangeStart w:id="44"/>
+      <w:commentRangeStart w:id="42"/>
       <w:r>
         <w:rPr>
           <w:b/>
@@ -17115,7 +17182,7 @@
           </wp:inline>
         </w:drawing>
       </w:r>
-      <w:commentRangeEnd w:id="44"/>
+      <w:commentRangeEnd w:id="42"/>
       <w:r>
         <w:rPr>
           <w:rStyle w:val="Refdecomentario"/>
@@ -17124,7 +17191,7 @@
           <w:szCs w:val="20"/>
           <w:u w:val="single"/>
         </w:rPr>
-        <w:commentReference w:id="44"/>
+        <w:commentReference w:id="42"/>
       </w:r>
     </w:p>
     <w:p>
@@ -17142,7 +17209,7 @@
           <w:szCs w:val="20"/>
         </w:rPr>
       </w:pPr>
-      <w:bookmarkStart w:id="45" w:name="_Toc223762501"/>
+      <w:bookmarkStart w:id="43" w:name="_Toc223762501"/>
       <w:r>
         <w:rPr>
           <w:b/>
@@ -17152,7 +17219,7 @@
         </w:rPr>
         <w:t>GLOSARIO</w:t>
       </w:r>
-      <w:bookmarkEnd w:id="45"/>
+      <w:bookmarkEnd w:id="43"/>
     </w:p>
     <w:p>
       <w:pPr>
@@ -18097,7 +18164,7 @@
           <w:szCs w:val="20"/>
         </w:rPr>
       </w:pPr>
-      <w:bookmarkStart w:id="46" w:name="_Toc223762502"/>
+      <w:bookmarkStart w:id="44" w:name="_Toc223762502"/>
       <w:r>
         <w:rPr>
           <w:b/>
@@ -18107,7 +18174,7 @@
         </w:rPr>
         <w:t>REFERENCIAS BIBLIOGRÁFICAS</w:t>
       </w:r>
-      <w:bookmarkEnd w:id="46"/>
+      <w:bookmarkEnd w:id="44"/>
     </w:p>
     <w:p>
       <w:pPr>
@@ -18146,7 +18213,23 @@
           <w:sz w:val="20"/>
           <w:szCs w:val="20"/>
         </w:rPr>
-        <w:t>Area, M. (2012). Sociedad digital y educación.</w:t>
+        <w:t xml:space="preserve">Area Moreira, M. (2012). </w:t>
+      </w:r>
+      <w:r>
+        <w:rPr>
+          <w:i/>
+          <w:iCs/>
+          <w:sz w:val="20"/>
+          <w:szCs w:val="20"/>
+        </w:rPr>
+        <w:t>La alfabetización en la sociedad digital</w:t>
+      </w:r>
+      <w:r>
+        <w:rPr>
+          <w:sz w:val="20"/>
+          <w:szCs w:val="20"/>
+        </w:rPr>
+        <w:t xml:space="preserve">. Alfabetización digital y competencias informales. </w:t>
       </w:r>
     </w:p>
     <w:p>
@@ -18187,7 +18270,23 @@
           <w:sz w:val="20"/>
           <w:szCs w:val="20"/>
         </w:rPr>
-        <w:t>Castells, M. (2000). La era de la información.</w:t>
+        <w:t xml:space="preserve">Cabero, J. &amp; Barroso, J. (2015). </w:t>
+      </w:r>
+      <w:r>
+        <w:rPr>
+          <w:i/>
+          <w:iCs/>
+          <w:sz w:val="20"/>
+          <w:szCs w:val="20"/>
+        </w:rPr>
+        <w:t>Nuevos retos en tecnología educativa</w:t>
+      </w:r>
+      <w:r>
+        <w:rPr>
+          <w:sz w:val="20"/>
+          <w:szCs w:val="20"/>
+        </w:rPr>
+        <w:t xml:space="preserve">. Editorial Síntesis. </w:t>
       </w:r>
     </w:p>
     <w:p>
@@ -18228,7 +18327,23 @@
           <w:sz w:val="20"/>
           <w:szCs w:val="20"/>
         </w:rPr>
-        <w:t>Coll, C. (2008). Aprender y enseñar con TIC.</w:t>
+        <w:t xml:space="preserve">Castells, M. (2000). </w:t>
+      </w:r>
+      <w:r>
+        <w:rPr>
+          <w:i/>
+          <w:iCs/>
+          <w:sz w:val="20"/>
+          <w:szCs w:val="20"/>
+        </w:rPr>
+        <w:t xml:space="preserve">La era de la información: economía, sociedad y cultura </w:t>
+      </w:r>
+      <w:r>
+        <w:rPr>
+          <w:sz w:val="20"/>
+          <w:szCs w:val="20"/>
+        </w:rPr>
+        <w:t>(2.ª ed.). Alianza Editorial.</w:t>
       </w:r>
     </w:p>
     <w:p>
@@ -18269,7 +18384,23 @@
           <w:sz w:val="20"/>
           <w:szCs w:val="20"/>
         </w:rPr>
-        <w:t>Siemens, G. (2005). Conectivismo.</w:t>
+        <w:t xml:space="preserve">Coll Salvador, C. (2008). Aprender y enseñar con las TIC: expectativas, realidad y potencialidades. </w:t>
+      </w:r>
+      <w:r>
+        <w:rPr>
+          <w:i/>
+          <w:iCs/>
+          <w:sz w:val="20"/>
+          <w:szCs w:val="20"/>
+        </w:rPr>
+        <w:t>Boletín de la institución libre de enseñanza</w:t>
+      </w:r>
+      <w:r>
+        <w:rPr>
+          <w:sz w:val="20"/>
+          <w:szCs w:val="20"/>
+        </w:rPr>
+        <w:t xml:space="preserve">, 72 (1), 17-40. </w:t>
       </w:r>
     </w:p>
     <w:p>
@@ -18310,7 +18441,23 @@
           <w:sz w:val="20"/>
           <w:szCs w:val="20"/>
         </w:rPr>
-        <w:t>UNESCO (2019). Competencias TIC para docentes.</w:t>
+        <w:t xml:space="preserve">Organización de las Naciones Unidas para la Educación, la Ciencia y la Cultura (UNESCO). (2019). </w:t>
+      </w:r>
+      <w:r>
+        <w:rPr>
+          <w:i/>
+          <w:iCs/>
+          <w:sz w:val="20"/>
+          <w:szCs w:val="20"/>
+        </w:rPr>
+        <w:t>Marco de competencias de los docentes en materia de TIC</w:t>
+      </w:r>
+      <w:r>
+        <w:rPr>
+          <w:sz w:val="20"/>
+          <w:szCs w:val="20"/>
+        </w:rPr>
+        <w:t xml:space="preserve">. UNESCO. </w:t>
       </w:r>
     </w:p>
     <w:p>
@@ -18351,7 +18498,23 @@
           <w:sz w:val="20"/>
           <w:szCs w:val="20"/>
         </w:rPr>
-        <w:t>Cabero, J. (2015). Tecnología educativa.</w:t>
+        <w:t xml:space="preserve">Siemens, G. (2004). </w:t>
+      </w:r>
+      <w:r>
+        <w:rPr>
+          <w:i/>
+          <w:iCs/>
+          <w:sz w:val="20"/>
+          <w:szCs w:val="20"/>
+        </w:rPr>
+        <w:t>Conectivismo: una teoría de aprendizaje para la era digital.</w:t>
+      </w:r>
+      <w:r>
+        <w:rPr>
+          <w:sz w:val="20"/>
+          <w:szCs w:val="20"/>
+        </w:rPr>
+        <w:t xml:space="preserve"> </w:t>
       </w:r>
     </w:p>
     <w:p>
@@ -18390,23 +18553,6 @@
     </w:p>
     <w:p>
       <w:pPr>
-        <w:pBdr>
-          <w:top w:val="nil"/>
-          <w:left w:val="nil"/>
-          <w:bottom w:val="nil"/>
-          <w:right w:val="nil"/>
-          <w:between w:val="nil"/>
-        </w:pBdr>
-        <w:spacing w:line="360" w:lineRule="auto"/>
-        <w:ind w:left="720" w:hanging="720"/>
-        <w:rPr>
-          <w:sz w:val="20"/>
-          <w:szCs w:val="20"/>
-        </w:rPr>
-      </w:pPr>
-    </w:p>
-    <w:p>
-      <w:pPr>
         <w:pStyle w:val="Ttulo1"/>
         <w:numPr>
           <w:ilvl w:val="0"/>
@@ -18420,7 +18566,7 @@
           <w:szCs w:val="20"/>
         </w:rPr>
       </w:pPr>
-      <w:bookmarkStart w:id="47" w:name="_Toc223762503"/>
+      <w:bookmarkStart w:id="45" w:name="_Toc223762503"/>
       <w:r>
         <w:rPr>
           <w:b/>
@@ -18430,7 +18576,7 @@
         </w:rPr>
         <w:t>CONTROL DEL DOCUMENTO</w:t>
       </w:r>
-      <w:bookmarkEnd w:id="47"/>
+      <w:bookmarkEnd w:id="45"/>
     </w:p>
     <w:p>
       <w:pPr>
@@ -18820,7 +18966,7 @@
           <w:szCs w:val="20"/>
         </w:rPr>
       </w:pPr>
-      <w:bookmarkStart w:id="48" w:name="_Toc223762504"/>
+      <w:bookmarkStart w:id="46" w:name="_Toc223762504"/>
       <w:r>
         <w:rPr>
           <w:b/>
@@ -18830,7 +18976,7 @@
         </w:rPr>
         <w:t>CONTROL DE CAMBIOS</w:t>
       </w:r>
-      <w:bookmarkEnd w:id="48"/>
+      <w:bookmarkEnd w:id="46"/>
       <w:r>
         <w:rPr>
           <w:b/>
@@ -19025,7 +19171,7 @@
             <w:tcBorders>
               <w:top w:val="nil"/>
               <w:left w:val="nil"/>
-              <w:bottom w:val="single" w:sz="4" w:space="0" w:color="000000"/>
+              <w:bottom w:val="nil"/>
               <w:right w:val="single" w:sz="4" w:space="0" w:color="000000"/>
             </w:tcBorders>
           </w:tcPr>
@@ -19158,6 +19304,166 @@
                 <w:szCs w:val="20"/>
               </w:rPr>
               <w:t>de 2026</w:t>
+            </w:r>
+          </w:p>
+        </w:tc>
+        <w:tc>
+          <w:tcPr>
+            <w:tcW w:w="1977" w:type="dxa"/>
+            <w:tcBorders>
+              <w:top w:val="single" w:sz="4" w:space="0" w:color="000000"/>
+              <w:left w:val="single" w:sz="4" w:space="0" w:color="000000"/>
+              <w:bottom w:val="single" w:sz="4" w:space="0" w:color="000000"/>
+              <w:right w:val="single" w:sz="4" w:space="0" w:color="000000"/>
+            </w:tcBorders>
+          </w:tcPr>
+          <w:p>
+            <w:pPr>
+              <w:spacing w:line="360" w:lineRule="auto"/>
+              <w:rPr>
+                <w:sz w:val="20"/>
+                <w:szCs w:val="20"/>
+              </w:rPr>
+            </w:pPr>
+            <w:r>
+              <w:rPr>
+                <w:sz w:val="20"/>
+                <w:szCs w:val="20"/>
+              </w:rPr>
+              <w:t>Adaptación a ambientes virtuales de aprendizaje AVA, según lineamientos del Ecosistema</w:t>
+            </w:r>
+          </w:p>
+        </w:tc>
+      </w:tr>
+      <w:tr>
+        <w:trPr>
+          <w:trHeight w:val="349"/>
+        </w:trPr>
+        <w:tc>
+          <w:tcPr>
+            <w:tcW w:w="1264" w:type="dxa"/>
+            <w:tcBorders>
+              <w:top w:val="nil"/>
+              <w:left w:val="nil"/>
+              <w:bottom w:val="single" w:sz="4" w:space="0" w:color="000000"/>
+              <w:right w:val="single" w:sz="4" w:space="0" w:color="000000"/>
+            </w:tcBorders>
+          </w:tcPr>
+          <w:p>
+            <w:pPr>
+              <w:spacing w:line="360" w:lineRule="auto"/>
+              <w:rPr>
+                <w:sz w:val="20"/>
+                <w:szCs w:val="20"/>
+              </w:rPr>
+            </w:pPr>
+          </w:p>
+        </w:tc>
+        <w:tc>
+          <w:tcPr>
+            <w:tcW w:w="1571" w:type="dxa"/>
+            <w:tcBorders>
+              <w:top w:val="single" w:sz="4" w:space="0" w:color="000000"/>
+              <w:left w:val="single" w:sz="4" w:space="0" w:color="000000"/>
+              <w:bottom w:val="single" w:sz="4" w:space="0" w:color="000000"/>
+              <w:right w:val="single" w:sz="4" w:space="0" w:color="000000"/>
+            </w:tcBorders>
+          </w:tcPr>
+          <w:p>
+            <w:pPr>
+              <w:spacing w:line="360" w:lineRule="auto"/>
+              <w:rPr>
+                <w:sz w:val="20"/>
+                <w:szCs w:val="20"/>
+              </w:rPr>
+            </w:pPr>
+            <w:r>
+              <w:rPr>
+                <w:sz w:val="20"/>
+                <w:szCs w:val="20"/>
+              </w:rPr>
+              <w:t>Erika Daniela Manrique Rueda</w:t>
+            </w:r>
+          </w:p>
+        </w:tc>
+        <w:tc>
+          <w:tcPr>
+            <w:tcW w:w="1560" w:type="dxa"/>
+            <w:tcBorders>
+              <w:top w:val="single" w:sz="4" w:space="0" w:color="000000"/>
+              <w:left w:val="single" w:sz="4" w:space="0" w:color="000000"/>
+              <w:bottom w:val="single" w:sz="4" w:space="0" w:color="000000"/>
+              <w:right w:val="single" w:sz="4" w:space="0" w:color="000000"/>
+            </w:tcBorders>
+          </w:tcPr>
+          <w:p>
+            <w:pPr>
+              <w:spacing w:line="360" w:lineRule="auto"/>
+              <w:rPr>
+                <w:sz w:val="20"/>
+                <w:szCs w:val="20"/>
+              </w:rPr>
+            </w:pPr>
+            <w:r>
+              <w:rPr>
+                <w:sz w:val="20"/>
+                <w:szCs w:val="20"/>
+              </w:rPr>
+              <w:t>Validadora y vinculadora de recursos educativos digitales</w:t>
+            </w:r>
+          </w:p>
+        </w:tc>
+        <w:tc>
+          <w:tcPr>
+            <w:tcW w:w="2268" w:type="dxa"/>
+            <w:tcBorders>
+              <w:top w:val="single" w:sz="4" w:space="0" w:color="000000"/>
+              <w:left w:val="single" w:sz="4" w:space="0" w:color="000000"/>
+              <w:bottom w:val="single" w:sz="4" w:space="0" w:color="000000"/>
+              <w:right w:val="single" w:sz="4" w:space="0" w:color="000000"/>
+            </w:tcBorders>
+          </w:tcPr>
+          <w:p>
+            <w:pPr>
+              <w:spacing w:line="360" w:lineRule="auto"/>
+              <w:rPr>
+                <w:sz w:val="20"/>
+                <w:szCs w:val="20"/>
+              </w:rPr>
+            </w:pPr>
+            <w:r>
+              <w:rPr>
+                <w:sz w:val="20"/>
+                <w:szCs w:val="20"/>
+              </w:rPr>
+              <w:t>Centro agroturístico – Regional Santander</w:t>
+            </w:r>
+          </w:p>
+        </w:tc>
+        <w:tc>
+          <w:tcPr>
+            <w:tcW w:w="1327" w:type="dxa"/>
+            <w:tcBorders>
+              <w:top w:val="single" w:sz="4" w:space="0" w:color="000000"/>
+              <w:left w:val="single" w:sz="4" w:space="0" w:color="000000"/>
+              <w:bottom w:val="single" w:sz="4" w:space="0" w:color="000000"/>
+              <w:right w:val="single" w:sz="4" w:space="0" w:color="000000"/>
+            </w:tcBorders>
+          </w:tcPr>
+          <w:p>
+            <w:pPr>
+              <w:spacing w:line="360" w:lineRule="auto"/>
+              <w:rPr>
+                <w:sz w:val="20"/>
+                <w:szCs w:val="20"/>
+              </w:rPr>
+            </w:pPr>
+            <w:r>
+              <w:rPr>
+                <w:sz w:val="20"/>
+                <w:szCs w:val="20"/>
+              </w:rPr>
+              <w:t>Marzo de 2026</w:t>
             </w:r>
           </w:p>
         </w:tc>
@@ -19633,47 +19939,7 @@
       </w:hyperlink>
     </w:p>
   </w:comment>
-  <w:comment w:id="30" w:author="Sandra Paola Morales Paez" w:date="2026-03-08T07:16:00Z" w:initials="SM">
-    <w:p>
-      <w:pPr>
-        <w:pStyle w:val="Textocomentario"/>
-      </w:pPr>
-      <w:r>
-        <w:rPr>
-          <w:rStyle w:val="Refdecomentario"/>
-        </w:rPr>
-        <w:annotationRef/>
-      </w:r>
-      <w:hyperlink r:id="rId10" w:history="1">
-        <w:r>
-          <w:rPr>
-            <w:rStyle w:val="Hipervnculo"/>
-          </w:rPr>
-          <w:t>Anexo_Rol_Estudiante_en_la_era_digital.pptx</w:t>
-        </w:r>
-      </w:hyperlink>
-      <w:r>
-        <w:t xml:space="preserve"> </w:t>
-      </w:r>
-    </w:p>
-  </w:comment>
-  <w:comment w:id="31" w:author="Sandra Paola Morales Paez" w:date="2026-03-08T07:17:00Z" w:initials="SM">
-    <w:p>
-      <w:pPr>
-        <w:pStyle w:val="Textocomentario"/>
-      </w:pPr>
-      <w:r>
-        <w:rPr>
-          <w:rStyle w:val="Refdecomentario"/>
-        </w:rPr>
-        <w:annotationRef/>
-      </w:r>
-      <w:r>
-        <w:t>Por solicitud de experto, se pide a Diseño ajustar como anexo según línea gráfica</w:t>
-      </w:r>
-    </w:p>
-  </w:comment>
-  <w:comment w:id="34" w:author="Sandra Paola Morales Paez" w:date="2026-03-05T19:12:00Z" w:initials="SM">
+  <w:comment w:id="32" w:author="Sandra Paola Morales Paez" w:date="2026-03-26T10:49:00Z" w:initials="SM">
     <w:p>
       <w:pPr>
         <w:pStyle w:val="Textocomentario"/>
@@ -19692,7 +19958,7 @@
       <w:pPr>
         <w:pStyle w:val="Textocomentario"/>
       </w:pPr>
-      <w:hyperlink r:id="rId11" w:history="1">
+      <w:hyperlink r:id="rId10" w:history="1">
         <w:r>
           <w:rPr>
             <w:rStyle w:val="Hipervnculo"/>
@@ -19705,7 +19971,7 @@
       </w:r>
     </w:p>
   </w:comment>
-  <w:comment w:id="35" w:author="Sandra Paola Morales Paez" w:date="2026-03-07T19:10:00Z" w:initials="SM">
+  <w:comment w:id="33" w:author="Sandra Paola Morales Paez" w:date="2026-03-07T19:10:00Z" w:initials="SM">
     <w:p>
       <w:pPr>
         <w:pStyle w:val="Textocomentario"/>
@@ -19716,7 +19982,7 @@
         </w:rPr>
         <w:annotationRef/>
       </w:r>
-      <w:hyperlink r:id="rId12" w:history="1">
+      <w:hyperlink r:id="rId11" w:history="1">
         <w:r>
           <w:rPr>
             <w:rStyle w:val="Hipervnculo"/>
@@ -19729,7 +19995,7 @@
       </w:r>
     </w:p>
   </w:comment>
-  <w:comment w:id="38" w:author="Sandra Paola Morales Paez" w:date="2026-03-08T07:28:00Z" w:initials="SM">
+  <w:comment w:id="36" w:author="Sandra Paola Morales Paez" w:date="2026-03-08T07:28:00Z" w:initials="SM">
     <w:p>
       <w:pPr>
         <w:pStyle w:val="Textocomentario"/>
@@ -19740,7 +20006,7 @@
         </w:rPr>
         <w:annotationRef/>
       </w:r>
-      <w:hyperlink r:id="rId13" w:anchor="fromView=search&amp;page=1&amp;position=12&amp;uuid=ab274a3b-b077-4863-bddb-bfa477f45483&amp;query=encuesta" w:history="1">
+      <w:hyperlink r:id="rId12" w:anchor="fromView=search&amp;page=1&amp;position=12&amp;uuid=ab274a3b-b077-4863-bddb-bfa477f45483&amp;query=encuesta" w:history="1">
         <w:r>
           <w:rPr>
             <w:rStyle w:val="Hipervnculo"/>
@@ -19750,7 +20016,7 @@
       </w:hyperlink>
     </w:p>
   </w:comment>
-  <w:comment w:id="40" w:author="licencias321@i365.top" w:date="2026-02-16T18:11:00Z" w:initials="l3">
+  <w:comment w:id="38" w:author="licencias321@i365.top" w:date="2026-02-16T18:11:00Z" w:initials="l3">
     <w:p>
       <w:pPr>
         <w:pStyle w:val="Textocomentario"/>
@@ -19767,7 +20033,7 @@
       <w:r>
         <w:br/>
       </w:r>
-      <w:hyperlink r:id="rId14" w:history="1">
+      <w:hyperlink r:id="rId13" w:history="1">
         <w:r>
           <w:rPr>
             <w:rStyle w:val="Hipervnculo"/>
@@ -19777,7 +20043,7 @@
       </w:hyperlink>
     </w:p>
   </w:comment>
-  <w:comment w:id="42" w:author="Sandra Paola Morales Paez" w:date="2026-03-07T19:41:00Z" w:initials="SM">
+  <w:comment w:id="40" w:author="Sandra Paola Morales Paez" w:date="2026-03-07T19:41:00Z" w:initials="SM">
     <w:p>
       <w:pPr>
         <w:pStyle w:val="Textocomentario"/>
@@ -19801,7 +20067,7 @@
       </w:r>
     </w:p>
   </w:comment>
-  <w:comment w:id="44" w:author="Sandra Paola Morales Paez" w:date="2026-03-07T20:01:00Z" w:initials="SM">
+  <w:comment w:id="42" w:author="Sandra Paola Morales Paez" w:date="2026-03-07T20:01:00Z" w:initials="SM">
     <w:p>
       <w:pPr>
         <w:pStyle w:val="Textocomentario"/>
@@ -19837,9 +20103,7 @@
   <w15:commentEx w15:paraId="76DB7DC8" w15:paraIdParent="5E4F632E" w15:done="0"/>
   <w15:commentEx w15:paraId="1B613040" w15:done="0"/>
   <w15:commentEx w15:paraId="103A0320" w15:done="0"/>
-  <w15:commentEx w15:paraId="33B4C947" w15:done="0"/>
-  <w15:commentEx w15:paraId="78823757" w15:paraIdParent="33B4C947" w15:done="0"/>
-  <w15:commentEx w15:paraId="7B24A403" w15:done="0"/>
+  <w15:commentEx w15:paraId="69A77571" w15:done="0"/>
   <w15:commentEx w15:paraId="4B4F5D63" w15:done="0"/>
   <w15:commentEx w15:paraId="01A7E647" w15:done="0"/>
   <w15:commentEx w15:paraId="1084D511" w15:done="0"/>
@@ -19865,9 +20129,7 @@
   <w16cex:commentExtensible w16cex:durableId="46A4685C" w16cex:dateUtc="2026-03-02T19:26:00Z"/>
   <w16cex:commentExtensible w16cex:durableId="21123FF6" w16cex:dateUtc="2026-03-05T19:41:00Z"/>
   <w16cex:commentExtensible w16cex:durableId="3EE4CD58" w16cex:dateUtc="2026-03-05T21:08:00Z"/>
-  <w16cex:commentExtensible w16cex:durableId="6365A6B9" w16cex:dateUtc="2026-03-08T12:16:00Z"/>
-  <w16cex:commentExtensible w16cex:durableId="67F765B4" w16cex:dateUtc="2026-03-08T12:17:00Z"/>
-  <w16cex:commentExtensible w16cex:durableId="04E149B8" w16cex:dateUtc="2026-03-06T00:12:00Z"/>
+  <w16cex:commentExtensible w16cex:durableId="469C2209" w16cex:dateUtc="2026-03-26T15:49:00Z"/>
   <w16cex:commentExtensible w16cex:durableId="4981A68E" w16cex:dateUtc="2026-03-08T00:10:00Z"/>
   <w16cex:commentExtensible w16cex:durableId="712E0DD7" w16cex:dateUtc="2026-03-08T12:28:00Z"/>
   <w16cex:commentExtensible w16cex:durableId="2798D78B" w16cex:dateUtc="2026-02-16T23:11:00Z"/>
@@ -19893,9 +20155,7 @@
   <w16cid:commentId w16cid:paraId="76DB7DC8" w16cid:durableId="46A4685C"/>
   <w16cid:commentId w16cid:paraId="1B613040" w16cid:durableId="21123FF6"/>
   <w16cid:commentId w16cid:paraId="103A0320" w16cid:durableId="3EE4CD58"/>
-  <w16cid:commentId w16cid:paraId="33B4C947" w16cid:durableId="6365A6B9"/>
-  <w16cid:commentId w16cid:paraId="78823757" w16cid:durableId="67F765B4"/>
-  <w16cid:commentId w16cid:paraId="7B24A403" w16cid:durableId="04E149B8"/>
+  <w16cid:commentId w16cid:paraId="69A77571" w16cid:durableId="469C2209"/>
   <w16cid:commentId w16cid:paraId="4B4F5D63" w16cid:durableId="4981A68E"/>
   <w16cid:commentId w16cid:paraId="01A7E647" w16cid:durableId="712E0DD7"/>
   <w16cid:commentId w16cid:paraId="1084D511" w16cid:durableId="2798D78B"/>
@@ -20752,7 +21012,7 @@
   <w:abstractNum w:abstractNumId="4" w15:restartNumberingAfterBreak="0">
     <w:nsid w:val="11DB2AD3"/>
     <w:multiLevelType w:val="hybridMultilevel"/>
-    <w:tmpl w:val="B4E6647A"/>
+    <w:tmpl w:val="040CC0B8"/>
     <w:lvl w:ilvl="0" w:tplc="240A0001">
       <w:start w:val="1"/>
       <w:numFmt w:val="bullet"/>
@@ -22758,6 +23018,119 @@
     </w:lvl>
   </w:abstractNum>
   <w:abstractNum w:abstractNumId="20" w15:restartNumberingAfterBreak="0">
+    <w:nsid w:val="352E53D0"/>
+    <w:multiLevelType w:val="multilevel"/>
+    <w:tmpl w:val="24229F54"/>
+    <w:lvl w:ilvl="0">
+      <w:start w:val="1"/>
+      <w:numFmt w:val="decimal"/>
+      <w:lvlText w:val="%1"/>
+      <w:lvlJc w:val="left"/>
+      <w:pPr>
+        <w:ind w:left="360" w:hanging="360"/>
+      </w:pPr>
+      <w:rPr>
+        <w:rFonts w:hint="default"/>
+      </w:rPr>
+    </w:lvl>
+    <w:lvl w:ilvl="1">
+      <w:start w:val="2"/>
+      <w:numFmt w:val="decimal"/>
+      <w:lvlText w:val="%1.%2"/>
+      <w:lvlJc w:val="left"/>
+      <w:pPr>
+        <w:ind w:left="1080" w:hanging="360"/>
+      </w:pPr>
+      <w:rPr>
+        <w:rFonts w:hint="default"/>
+      </w:rPr>
+    </w:lvl>
+    <w:lvl w:ilvl="2">
+      <w:start w:val="1"/>
+      <w:numFmt w:val="decimal"/>
+      <w:lvlText w:val="%1.%2.%3"/>
+      <w:lvlJc w:val="left"/>
+      <w:pPr>
+        <w:ind w:left="2160" w:hanging="720"/>
+      </w:pPr>
+      <w:rPr>
+        <w:rFonts w:hint="default"/>
+      </w:rPr>
+    </w:lvl>
+    <w:lvl w:ilvl="3">
+      <w:start w:val="1"/>
+      <w:numFmt w:val="decimal"/>
+      <w:lvlText w:val="%1.%2.%3.%4"/>
+      <w:lvlJc w:val="left"/>
+      <w:pPr>
+        <w:ind w:left="2880" w:hanging="720"/>
+      </w:pPr>
+      <w:rPr>
+        <w:rFonts w:hint="default"/>
+      </w:rPr>
+    </w:lvl>
+    <w:lvl w:ilvl="4">
+      <w:start w:val="1"/>
+      <w:numFmt w:val="decimal"/>
+      <w:lvlText w:val="%1.%2.%3.%4.%5"/>
+      <w:lvlJc w:val="left"/>
+      <w:pPr>
+        <w:ind w:left="3960" w:hanging="1080"/>
+      </w:pPr>
+      <w:rPr>
+        <w:rFonts w:hint="default"/>
+      </w:rPr>
+    </w:lvl>
+    <w:lvl w:ilvl="5">
+      <w:start w:val="1"/>
+      <w:numFmt w:val="decimal"/>
+      <w:lvlText w:val="%1.%2.%3.%4.%5.%6"/>
+      <w:lvlJc w:val="left"/>
+      <w:pPr>
+        <w:ind w:left="4680" w:hanging="1080"/>
+      </w:pPr>
+      <w:rPr>
+        <w:rFonts w:hint="default"/>
+      </w:rPr>
+    </w:lvl>
+    <w:lvl w:ilvl="6">
+      <w:start w:val="1"/>
+      <w:numFmt w:val="decimal"/>
+      <w:lvlText w:val="%1.%2.%3.%4.%5.%6.%7"/>
+      <w:lvlJc w:val="left"/>
+      <w:pPr>
+        <w:ind w:left="5760" w:hanging="1440"/>
+      </w:pPr>
+      <w:rPr>
+        <w:rFonts w:hint="default"/>
+      </w:rPr>
+    </w:lvl>
+    <w:lvl w:ilvl="7">
+      <w:start w:val="1"/>
+      <w:numFmt w:val="decimal"/>
+      <w:lvlText w:val="%1.%2.%3.%4.%5.%6.%7.%8"/>
+      <w:lvlJc w:val="left"/>
+      <w:pPr>
+        <w:ind w:left="6480" w:hanging="1440"/>
+      </w:pPr>
+      <w:rPr>
+        <w:rFonts w:hint="default"/>
+      </w:rPr>
+    </w:lvl>
+    <w:lvl w:ilvl="8">
+      <w:start w:val="1"/>
+      <w:numFmt w:val="decimal"/>
+      <w:lvlText w:val="%1.%2.%3.%4.%5.%6.%7.%8.%9"/>
+      <w:lvlJc w:val="left"/>
+      <w:pPr>
+        <w:ind w:left="7560" w:hanging="1800"/>
+      </w:pPr>
+      <w:rPr>
+        <w:rFonts w:hint="default"/>
+      </w:rPr>
+    </w:lvl>
+  </w:abstractNum>
+  <w:abstractNum w:abstractNumId="21" w15:restartNumberingAfterBreak="0">
     <w:nsid w:val="35DF65D2"/>
     <w:multiLevelType w:val="multilevel"/>
     <w:tmpl w:val="EABA8E32"/>
@@ -22906,7 +23279,7 @@
       </w:rPr>
     </w:lvl>
   </w:abstractNum>
-  <w:abstractNum w:abstractNumId="21" w15:restartNumberingAfterBreak="0">
+  <w:abstractNum w:abstractNumId="22" w15:restartNumberingAfterBreak="0">
     <w:nsid w:val="3791733B"/>
     <w:multiLevelType w:val="hybridMultilevel"/>
     <w:tmpl w:val="C4E638A8"/>
@@ -23019,7 +23392,7 @@
       </w:rPr>
     </w:lvl>
   </w:abstractNum>
-  <w:abstractNum w:abstractNumId="22" w15:restartNumberingAfterBreak="0">
+  <w:abstractNum w:abstractNumId="23" w15:restartNumberingAfterBreak="0">
     <w:nsid w:val="38456792"/>
     <w:multiLevelType w:val="hybridMultilevel"/>
     <w:tmpl w:val="59B4AC12"/>
@@ -23132,7 +23505,7 @@
       </w:rPr>
     </w:lvl>
   </w:abstractNum>
-  <w:abstractNum w:abstractNumId="23" w15:restartNumberingAfterBreak="0">
+  <w:abstractNum w:abstractNumId="24" w15:restartNumberingAfterBreak="0">
     <w:nsid w:val="38D20A9C"/>
     <w:multiLevelType w:val="hybridMultilevel"/>
     <w:tmpl w:val="83DC0966"/>
@@ -23245,7 +23618,7 @@
       </w:rPr>
     </w:lvl>
   </w:abstractNum>
-  <w:abstractNum w:abstractNumId="24" w15:restartNumberingAfterBreak="0">
+  <w:abstractNum w:abstractNumId="25" w15:restartNumberingAfterBreak="0">
     <w:nsid w:val="3A2D0FD6"/>
     <w:multiLevelType w:val="hybridMultilevel"/>
     <w:tmpl w:val="58B22DE6"/>
@@ -23358,7 +23731,7 @@
       </w:rPr>
     </w:lvl>
   </w:abstractNum>
-  <w:abstractNum w:abstractNumId="25" w15:restartNumberingAfterBreak="0">
+  <w:abstractNum w:abstractNumId="26" w15:restartNumberingAfterBreak="0">
     <w:nsid w:val="3A9B0D26"/>
     <w:multiLevelType w:val="hybridMultilevel"/>
     <w:tmpl w:val="FADA0CC4"/>
@@ -23471,7 +23844,7 @@
       </w:rPr>
     </w:lvl>
   </w:abstractNum>
-  <w:abstractNum w:abstractNumId="26" w15:restartNumberingAfterBreak="0">
+  <w:abstractNum w:abstractNumId="27" w15:restartNumberingAfterBreak="0">
     <w:nsid w:val="3D4A7964"/>
     <w:multiLevelType w:val="multilevel"/>
     <w:tmpl w:val="E770545A"/>
@@ -23620,7 +23993,7 @@
       </w:rPr>
     </w:lvl>
   </w:abstractNum>
-  <w:abstractNum w:abstractNumId="27" w15:restartNumberingAfterBreak="0">
+  <w:abstractNum w:abstractNumId="28" w15:restartNumberingAfterBreak="0">
     <w:nsid w:val="3F1B3F5C"/>
     <w:multiLevelType w:val="multilevel"/>
     <w:tmpl w:val="C6BE0AFA"/>
@@ -23765,7 +24138,7 @@
       </w:rPr>
     </w:lvl>
   </w:abstractNum>
-  <w:abstractNum w:abstractNumId="28" w15:restartNumberingAfterBreak="0">
+  <w:abstractNum w:abstractNumId="29" w15:restartNumberingAfterBreak="0">
     <w:nsid w:val="3F2956CA"/>
     <w:multiLevelType w:val="multilevel"/>
     <w:tmpl w:val="96A485B4"/>
@@ -23914,7 +24287,7 @@
       </w:rPr>
     </w:lvl>
   </w:abstractNum>
-  <w:abstractNum w:abstractNumId="29" w15:restartNumberingAfterBreak="0">
+  <w:abstractNum w:abstractNumId="30" w15:restartNumberingAfterBreak="0">
     <w:nsid w:val="4020464A"/>
     <w:multiLevelType w:val="hybridMultilevel"/>
     <w:tmpl w:val="A3F437C2"/>
@@ -24027,7 +24400,7 @@
       </w:rPr>
     </w:lvl>
   </w:abstractNum>
-  <w:abstractNum w:abstractNumId="30" w15:restartNumberingAfterBreak="0">
+  <w:abstractNum w:abstractNumId="31" w15:restartNumberingAfterBreak="0">
     <w:nsid w:val="41C55632"/>
     <w:multiLevelType w:val="multilevel"/>
     <w:tmpl w:val="519E863C"/>
@@ -24176,7 +24549,7 @@
       </w:rPr>
     </w:lvl>
   </w:abstractNum>
-  <w:abstractNum w:abstractNumId="31" w15:restartNumberingAfterBreak="0">
+  <w:abstractNum w:abstractNumId="32" w15:restartNumberingAfterBreak="0">
     <w:nsid w:val="45BE4DE0"/>
     <w:multiLevelType w:val="hybridMultilevel"/>
     <w:tmpl w:val="9904C140"/>
@@ -24289,7 +24662,7 @@
       </w:rPr>
     </w:lvl>
   </w:abstractNum>
-  <w:abstractNum w:abstractNumId="32" w15:restartNumberingAfterBreak="0">
+  <w:abstractNum w:abstractNumId="33" w15:restartNumberingAfterBreak="0">
     <w:nsid w:val="462D61DD"/>
     <w:multiLevelType w:val="hybridMultilevel"/>
     <w:tmpl w:val="6818D092"/>
@@ -24402,7 +24775,7 @@
       </w:rPr>
     </w:lvl>
   </w:abstractNum>
-  <w:abstractNum w:abstractNumId="33" w15:restartNumberingAfterBreak="0">
+  <w:abstractNum w:abstractNumId="34" w15:restartNumberingAfterBreak="0">
     <w:nsid w:val="524447DD"/>
     <w:multiLevelType w:val="hybridMultilevel"/>
     <w:tmpl w:val="D0E8041C"/>
@@ -24515,7 +24888,7 @@
       </w:rPr>
     </w:lvl>
   </w:abstractNum>
-  <w:abstractNum w:abstractNumId="34" w15:restartNumberingAfterBreak="0">
+  <w:abstractNum w:abstractNumId="35" w15:restartNumberingAfterBreak="0">
     <w:nsid w:val="52E569DD"/>
     <w:multiLevelType w:val="multilevel"/>
     <w:tmpl w:val="08D8A2A2"/>
@@ -24664,7 +25037,7 @@
       </w:rPr>
     </w:lvl>
   </w:abstractNum>
-  <w:abstractNum w:abstractNumId="35" w15:restartNumberingAfterBreak="0">
+  <w:abstractNum w:abstractNumId="36" w15:restartNumberingAfterBreak="0">
     <w:nsid w:val="56431F23"/>
     <w:multiLevelType w:val="multilevel"/>
     <w:tmpl w:val="B972DD1E"/>
@@ -24813,7 +25186,120 @@
       </w:rPr>
     </w:lvl>
   </w:abstractNum>
-  <w:abstractNum w:abstractNumId="36" w15:restartNumberingAfterBreak="0">
+  <w:abstractNum w:abstractNumId="37" w15:restartNumberingAfterBreak="0">
+    <w:nsid w:val="59334F19"/>
+    <w:multiLevelType w:val="multilevel"/>
+    <w:tmpl w:val="88A8FA98"/>
+    <w:lvl w:ilvl="0">
+      <w:start w:val="2"/>
+      <w:numFmt w:val="decimal"/>
+      <w:lvlText w:val="%1"/>
+      <w:lvlJc w:val="left"/>
+      <w:pPr>
+        <w:ind w:left="360" w:hanging="360"/>
+      </w:pPr>
+      <w:rPr>
+        <w:rFonts w:hint="default"/>
+      </w:rPr>
+    </w:lvl>
+    <w:lvl w:ilvl="1">
+      <w:start w:val="1"/>
+      <w:numFmt w:val="decimal"/>
+      <w:lvlText w:val="%1.%2"/>
+      <w:lvlJc w:val="left"/>
+      <w:pPr>
+        <w:ind w:left="1080" w:hanging="360"/>
+      </w:pPr>
+      <w:rPr>
+        <w:rFonts w:hint="default"/>
+      </w:rPr>
+    </w:lvl>
+    <w:lvl w:ilvl="2">
+      <w:start w:val="1"/>
+      <w:numFmt w:val="decimal"/>
+      <w:lvlText w:val="%1.%2.%3"/>
+      <w:lvlJc w:val="left"/>
+      <w:pPr>
+        <w:ind w:left="2160" w:hanging="720"/>
+      </w:pPr>
+      <w:rPr>
+        <w:rFonts w:hint="default"/>
+      </w:rPr>
+    </w:lvl>
+    <w:lvl w:ilvl="3">
+      <w:start w:val="1"/>
+      <w:numFmt w:val="decimal"/>
+      <w:lvlText w:val="%1.%2.%3.%4"/>
+      <w:lvlJc w:val="left"/>
+      <w:pPr>
+        <w:ind w:left="2880" w:hanging="720"/>
+      </w:pPr>
+      <w:rPr>
+        <w:rFonts w:hint="default"/>
+      </w:rPr>
+    </w:lvl>
+    <w:lvl w:ilvl="4">
+      <w:start w:val="1"/>
+      <w:numFmt w:val="decimal"/>
+      <w:lvlText w:val="%1.%2.%3.%4.%5"/>
+      <w:lvlJc w:val="left"/>
+      <w:pPr>
+        <w:ind w:left="3960" w:hanging="1080"/>
+      </w:pPr>
+      <w:rPr>
+        <w:rFonts w:hint="default"/>
+      </w:rPr>
+    </w:lvl>
+    <w:lvl w:ilvl="5">
+      <w:start w:val="1"/>
+      <w:numFmt w:val="decimal"/>
+      <w:lvlText w:val="%1.%2.%3.%4.%5.%6"/>
+      <w:lvlJc w:val="left"/>
+      <w:pPr>
+        <w:ind w:left="4680" w:hanging="1080"/>
+      </w:pPr>
+      <w:rPr>
+        <w:rFonts w:hint="default"/>
+      </w:rPr>
+    </w:lvl>
+    <w:lvl w:ilvl="6">
+      <w:start w:val="1"/>
+      <w:numFmt w:val="decimal"/>
+      <w:lvlText w:val="%1.%2.%3.%4.%5.%6.%7"/>
+      <w:lvlJc w:val="left"/>
+      <w:pPr>
+        <w:ind w:left="5760" w:hanging="1440"/>
+      </w:pPr>
+      <w:rPr>
+        <w:rFonts w:hint="default"/>
+      </w:rPr>
+    </w:lvl>
+    <w:lvl w:ilvl="7">
+      <w:start w:val="1"/>
+      <w:numFmt w:val="decimal"/>
+      <w:lvlText w:val="%1.%2.%3.%4.%5.%6.%7.%8"/>
+      <w:lvlJc w:val="left"/>
+      <w:pPr>
+        <w:ind w:left="6480" w:hanging="1440"/>
+      </w:pPr>
+      <w:rPr>
+        <w:rFonts w:hint="default"/>
+      </w:rPr>
+    </w:lvl>
+    <w:lvl w:ilvl="8">
+      <w:start w:val="1"/>
+      <w:numFmt w:val="decimal"/>
+      <w:lvlText w:val="%1.%2.%3.%4.%5.%6.%7.%8.%9"/>
+      <w:lvlJc w:val="left"/>
+      <w:pPr>
+        <w:ind w:left="7560" w:hanging="1800"/>
+      </w:pPr>
+      <w:rPr>
+        <w:rFonts w:hint="default"/>
+      </w:rPr>
+    </w:lvl>
+  </w:abstractNum>
+  <w:abstractNum w:abstractNumId="38" w15:restartNumberingAfterBreak="0">
     <w:nsid w:val="5A3B5252"/>
     <w:multiLevelType w:val="multilevel"/>
     <w:tmpl w:val="5F40B0E6"/>
@@ -24962,7 +25448,7 @@
       </w:rPr>
     </w:lvl>
   </w:abstractNum>
-  <w:abstractNum w:abstractNumId="37" w15:restartNumberingAfterBreak="0">
+  <w:abstractNum w:abstractNumId="39" w15:restartNumberingAfterBreak="0">
     <w:nsid w:val="5BBD2D50"/>
     <w:multiLevelType w:val="hybridMultilevel"/>
     <w:tmpl w:val="29C6D88C"/>
@@ -25075,7 +25561,7 @@
       </w:rPr>
     </w:lvl>
   </w:abstractNum>
-  <w:abstractNum w:abstractNumId="38" w15:restartNumberingAfterBreak="0">
+  <w:abstractNum w:abstractNumId="40" w15:restartNumberingAfterBreak="0">
     <w:nsid w:val="5DDE5D64"/>
     <w:multiLevelType w:val="hybridMultilevel"/>
     <w:tmpl w:val="4EF2F164"/>
@@ -25188,7 +25674,7 @@
       </w:rPr>
     </w:lvl>
   </w:abstractNum>
-  <w:abstractNum w:abstractNumId="39" w15:restartNumberingAfterBreak="0">
+  <w:abstractNum w:abstractNumId="41" w15:restartNumberingAfterBreak="0">
     <w:nsid w:val="5EC44CF7"/>
     <w:multiLevelType w:val="hybridMultilevel"/>
     <w:tmpl w:val="A4A01A0A"/>
@@ -25301,7 +25787,7 @@
       </w:rPr>
     </w:lvl>
   </w:abstractNum>
-  <w:abstractNum w:abstractNumId="40" w15:restartNumberingAfterBreak="0">
+  <w:abstractNum w:abstractNumId="42" w15:restartNumberingAfterBreak="0">
     <w:nsid w:val="680273B9"/>
     <w:multiLevelType w:val="multilevel"/>
     <w:tmpl w:val="3A564A8C"/>
@@ -25422,7 +25908,7 @@
       </w:rPr>
     </w:lvl>
   </w:abstractNum>
-  <w:abstractNum w:abstractNumId="41" w15:restartNumberingAfterBreak="0">
+  <w:abstractNum w:abstractNumId="43" w15:restartNumberingAfterBreak="0">
     <w:nsid w:val="6A1A417A"/>
     <w:multiLevelType w:val="multilevel"/>
     <w:tmpl w:val="C5EEB8B6"/>
@@ -25571,7 +26057,7 @@
       </w:rPr>
     </w:lvl>
   </w:abstractNum>
-  <w:abstractNum w:abstractNumId="42" w15:restartNumberingAfterBreak="0">
+  <w:abstractNum w:abstractNumId="44" w15:restartNumberingAfterBreak="0">
     <w:nsid w:val="6AE073A6"/>
     <w:multiLevelType w:val="multilevel"/>
     <w:tmpl w:val="EDD46E50"/>
@@ -25720,7 +26206,7 @@
       </w:rPr>
     </w:lvl>
   </w:abstractNum>
-  <w:abstractNum w:abstractNumId="43" w15:restartNumberingAfterBreak="0">
+  <w:abstractNum w:abstractNumId="45" w15:restartNumberingAfterBreak="0">
     <w:nsid w:val="6C5132DC"/>
     <w:multiLevelType w:val="multilevel"/>
     <w:tmpl w:val="BB343CF8"/>
@@ -25869,7 +26355,7 @@
       </w:rPr>
     </w:lvl>
   </w:abstractNum>
-  <w:abstractNum w:abstractNumId="44" w15:restartNumberingAfterBreak="0">
+  <w:abstractNum w:abstractNumId="46" w15:restartNumberingAfterBreak="0">
     <w:nsid w:val="6D146F95"/>
     <w:multiLevelType w:val="multilevel"/>
     <w:tmpl w:val="5F5A5DB6"/>
@@ -26018,7 +26504,7 @@
       </w:rPr>
     </w:lvl>
   </w:abstractNum>
-  <w:abstractNum w:abstractNumId="45" w15:restartNumberingAfterBreak="0">
+  <w:abstractNum w:abstractNumId="47" w15:restartNumberingAfterBreak="0">
     <w:nsid w:val="6DDD16ED"/>
     <w:multiLevelType w:val="hybridMultilevel"/>
     <w:tmpl w:val="B2A4F438"/>
@@ -26131,7 +26617,7 @@
       </w:rPr>
     </w:lvl>
   </w:abstractNum>
-  <w:abstractNum w:abstractNumId="46" w15:restartNumberingAfterBreak="0">
+  <w:abstractNum w:abstractNumId="48" w15:restartNumberingAfterBreak="0">
     <w:nsid w:val="6FC536C9"/>
     <w:multiLevelType w:val="multilevel"/>
     <w:tmpl w:val="D88C0626"/>
@@ -26280,7 +26766,7 @@
       </w:rPr>
     </w:lvl>
   </w:abstractNum>
-  <w:abstractNum w:abstractNumId="47" w15:restartNumberingAfterBreak="0">
+  <w:abstractNum w:abstractNumId="49" w15:restartNumberingAfterBreak="0">
     <w:nsid w:val="732B7F8C"/>
     <w:multiLevelType w:val="multilevel"/>
     <w:tmpl w:val="8C12216A"/>
@@ -26429,7 +26915,7 @@
       </w:rPr>
     </w:lvl>
   </w:abstractNum>
-  <w:abstractNum w:abstractNumId="48" w15:restartNumberingAfterBreak="0">
+  <w:abstractNum w:abstractNumId="50" w15:restartNumberingAfterBreak="0">
     <w:nsid w:val="741E05D8"/>
     <w:multiLevelType w:val="multilevel"/>
     <w:tmpl w:val="C8E455DE"/>
@@ -26578,7 +27064,7 @@
       </w:rPr>
     </w:lvl>
   </w:abstractNum>
-  <w:abstractNum w:abstractNumId="49" w15:restartNumberingAfterBreak="0">
+  <w:abstractNum w:abstractNumId="51" w15:restartNumberingAfterBreak="0">
     <w:nsid w:val="76BD7B3E"/>
     <w:multiLevelType w:val="multilevel"/>
     <w:tmpl w:val="A6A47F34"/>
@@ -26727,7 +27213,7 @@
       </w:rPr>
     </w:lvl>
   </w:abstractNum>
-  <w:abstractNum w:abstractNumId="50" w15:restartNumberingAfterBreak="0">
+  <w:abstractNum w:abstractNumId="52" w15:restartNumberingAfterBreak="0">
     <w:nsid w:val="7BF95D10"/>
     <w:multiLevelType w:val="hybridMultilevel"/>
     <w:tmpl w:val="474EEB16"/>
@@ -26844,46 +27330,46 @@
     <w:abstractNumId w:val="16"/>
   </w:num>
   <w:num w:numId="2" w16cid:durableId="1734154354">
-    <w:abstractNumId w:val="40"/>
+    <w:abstractNumId w:val="42"/>
   </w:num>
   <w:num w:numId="3" w16cid:durableId="494346019">
-    <w:abstractNumId w:val="25"/>
+    <w:abstractNumId w:val="26"/>
   </w:num>
   <w:num w:numId="4" w16cid:durableId="1814367877">
-    <w:abstractNumId w:val="30"/>
+    <w:abstractNumId w:val="31"/>
   </w:num>
   <w:num w:numId="5" w16cid:durableId="2143031652">
-    <w:abstractNumId w:val="31"/>
+    <w:abstractNumId w:val="32"/>
   </w:num>
   <w:num w:numId="6" w16cid:durableId="209460481">
     <w:abstractNumId w:val="2"/>
   </w:num>
   <w:num w:numId="7" w16cid:durableId="521868066">
-    <w:abstractNumId w:val="47"/>
+    <w:abstractNumId w:val="49"/>
   </w:num>
   <w:num w:numId="8" w16cid:durableId="1699769324">
-    <w:abstractNumId w:val="27"/>
+    <w:abstractNumId w:val="28"/>
   </w:num>
   <w:num w:numId="9" w16cid:durableId="1983848705">
     <w:abstractNumId w:val="0"/>
   </w:num>
   <w:num w:numId="10" w16cid:durableId="870455073">
-    <w:abstractNumId w:val="49"/>
+    <w:abstractNumId w:val="51"/>
   </w:num>
   <w:num w:numId="11" w16cid:durableId="1695769878">
-    <w:abstractNumId w:val="42"/>
+    <w:abstractNumId w:val="44"/>
   </w:num>
   <w:num w:numId="12" w16cid:durableId="774638985">
-    <w:abstractNumId w:val="26"/>
+    <w:abstractNumId w:val="27"/>
   </w:num>
   <w:num w:numId="13" w16cid:durableId="1364554999">
-    <w:abstractNumId w:val="36"/>
+    <w:abstractNumId w:val="38"/>
   </w:num>
   <w:num w:numId="14" w16cid:durableId="1121731639">
-    <w:abstractNumId w:val="44"/>
+    <w:abstractNumId w:val="46"/>
   </w:num>
   <w:num w:numId="15" w16cid:durableId="1712798951">
-    <w:abstractNumId w:val="50"/>
+    <w:abstractNumId w:val="52"/>
   </w:num>
   <w:num w:numId="16" w16cid:durableId="304163052">
     <w:abstractNumId w:val="19"/>
@@ -26892,13 +27378,13 @@
     <w:abstractNumId w:val="8"/>
   </w:num>
   <w:num w:numId="18" w16cid:durableId="1339624548">
-    <w:abstractNumId w:val="39"/>
+    <w:abstractNumId w:val="41"/>
   </w:num>
   <w:num w:numId="19" w16cid:durableId="1497453377">
-    <w:abstractNumId w:val="22"/>
+    <w:abstractNumId w:val="23"/>
   </w:num>
   <w:num w:numId="20" w16cid:durableId="1888294457">
-    <w:abstractNumId w:val="24"/>
+    <w:abstractNumId w:val="25"/>
   </w:num>
   <w:num w:numId="21" w16cid:durableId="792214723">
     <w:abstractNumId w:val="13"/>
@@ -26907,13 +27393,13 @@
     <w:abstractNumId w:val="10"/>
   </w:num>
   <w:num w:numId="23" w16cid:durableId="1918323304">
-    <w:abstractNumId w:val="38"/>
+    <w:abstractNumId w:val="40"/>
   </w:num>
   <w:num w:numId="24" w16cid:durableId="2058049535">
     <w:abstractNumId w:val="11"/>
   </w:num>
   <w:num w:numId="25" w16cid:durableId="380833379">
-    <w:abstractNumId w:val="33"/>
+    <w:abstractNumId w:val="34"/>
   </w:num>
   <w:num w:numId="26" w16cid:durableId="341199776">
     <w:abstractNumId w:val="18"/>
@@ -26922,19 +27408,19 @@
     <w:abstractNumId w:val="4"/>
   </w:num>
   <w:num w:numId="28" w16cid:durableId="1033968189">
-    <w:abstractNumId w:val="45"/>
+    <w:abstractNumId w:val="47"/>
   </w:num>
   <w:num w:numId="29" w16cid:durableId="1435249355">
-    <w:abstractNumId w:val="28"/>
+    <w:abstractNumId w:val="29"/>
   </w:num>
   <w:num w:numId="30" w16cid:durableId="784080838">
-    <w:abstractNumId w:val="43"/>
+    <w:abstractNumId w:val="45"/>
   </w:num>
   <w:num w:numId="31" w16cid:durableId="861209532">
     <w:abstractNumId w:val="9"/>
   </w:num>
   <w:num w:numId="32" w16cid:durableId="292371296">
-    <w:abstractNumId w:val="46"/>
+    <w:abstractNumId w:val="48"/>
   </w:num>
   <w:num w:numId="33" w16cid:durableId="498741978">
     <w:abstractNumId w:val="6"/>
@@ -26943,19 +27429,19 @@
     <w:abstractNumId w:val="7"/>
   </w:num>
   <w:num w:numId="35" w16cid:durableId="1406566108">
-    <w:abstractNumId w:val="34"/>
+    <w:abstractNumId w:val="35"/>
   </w:num>
   <w:num w:numId="36" w16cid:durableId="1192918394">
     <w:abstractNumId w:val="1"/>
   </w:num>
   <w:num w:numId="37" w16cid:durableId="1059980198">
-    <w:abstractNumId w:val="48"/>
+    <w:abstractNumId w:val="50"/>
   </w:num>
   <w:num w:numId="38" w16cid:durableId="1328485678">
     <w:abstractNumId w:val="17"/>
   </w:num>
   <w:num w:numId="39" w16cid:durableId="799958103">
-    <w:abstractNumId w:val="32"/>
+    <w:abstractNumId w:val="33"/>
   </w:num>
   <w:num w:numId="40" w16cid:durableId="132331267">
     <w:abstractNumId w:val="3"/>
@@ -26964,34 +27450,40 @@
     <w:abstractNumId w:val="12"/>
   </w:num>
   <w:num w:numId="42" w16cid:durableId="1240674299">
-    <w:abstractNumId w:val="35"/>
+    <w:abstractNumId w:val="36"/>
   </w:num>
   <w:num w:numId="43" w16cid:durableId="226108008">
     <w:abstractNumId w:val="15"/>
   </w:num>
   <w:num w:numId="44" w16cid:durableId="573322971">
-    <w:abstractNumId w:val="29"/>
+    <w:abstractNumId w:val="30"/>
   </w:num>
   <w:num w:numId="45" w16cid:durableId="243996416">
-    <w:abstractNumId w:val="37"/>
+    <w:abstractNumId w:val="39"/>
   </w:num>
   <w:num w:numId="46" w16cid:durableId="927736906">
     <w:abstractNumId w:val="5"/>
   </w:num>
   <w:num w:numId="47" w16cid:durableId="654072019">
-    <w:abstractNumId w:val="41"/>
+    <w:abstractNumId w:val="43"/>
   </w:num>
   <w:num w:numId="48" w16cid:durableId="1559785825">
+    <w:abstractNumId w:val="22"/>
+  </w:num>
+  <w:num w:numId="49" w16cid:durableId="1559514482">
     <w:abstractNumId w:val="21"/>
   </w:num>
-  <w:num w:numId="49" w16cid:durableId="1559514482">
-    <w:abstractNumId w:val="20"/>
-  </w:num>
   <w:num w:numId="50" w16cid:durableId="104036855">
-    <w:abstractNumId w:val="23"/>
+    <w:abstractNumId w:val="24"/>
   </w:num>
   <w:num w:numId="51" w16cid:durableId="16666789">
     <w:abstractNumId w:val="14"/>
+  </w:num>
+  <w:num w:numId="52" w16cid:durableId="2092849817">
+    <w:abstractNumId w:val="20"/>
+  </w:num>
+  <w:num w:numId="53" w16cid:durableId="223182719">
+    <w:abstractNumId w:val="37"/>
   </w:num>
   <w:numIdMacAtCleanup w:val="16"/>
 </w:numbering>
@@ -27522,7 +28014,6 @@
   <w:style w:type="character" w:default="1" w:styleId="Fuentedeprrafopredeter">
     <w:name w:val="Default Paragraph Font"/>
     <w:uiPriority w:val="1"/>
-    <w:semiHidden/>
     <w:unhideWhenUsed/>
   </w:style>
   <w:style w:type="table" w:default="1" w:styleId="Tablanormal">
@@ -41584,36 +42075,6 @@
 </file>
 
 <file path=customXml/item1.xml><?xml version="1.0" encoding="utf-8"?>
-<go:gDocsCustomXmlDataStorage xmlns:go="http://customooxmlschemas.google.com/" xmlns:r="http://schemas.openxmlformats.org/officeDocument/2006/relationships">
-  <go:docsCustomData xmlns:go="http://customooxmlschemas.google.com/" roundtripDataSignature="AMtx7mh3w1sXrKwdjzYCxjbwPkf7wsIk5w==">AMUW2mWhRc/xLonLdtoI8dz4BVu2GREgE7++Eme5Ko+W5/2G+QfXPKxV7NwLPPaJ77IM2LrlHDguxVZnDKcg4iQIvJIe+zJ9DBWjUaWFI+z0k4HbdiCFsJo=</go:docsCustomData>
-</go:gDocsCustomXmlDataStorage>
-</file>
-
-<file path=customXml/item2.xml><?xml version="1.0" encoding="utf-8"?>
-<p:properties xmlns:p="http://schemas.microsoft.com/office/2006/metadata/properties" xmlns:xsi="http://www.w3.org/2001/XMLSchema-instance" xmlns:pc="http://schemas.microsoft.com/office/infopath/2007/PartnerControls">
-  <documentManagement>
-    <TaxCatchAll xmlns="13c90a0b-73bc-4dc0-be5f-28d77b615beb" xsi:nil="true"/>
-    <lcf76f155ced4ddcb4097134ff3c332f xmlns="13c93bba-48ce-428c-bfe5-88b42c19b028">
-      <Terms xmlns="http://schemas.microsoft.com/office/infopath/2007/PartnerControls"/>
-    </lcf76f155ced4ddcb4097134ff3c332f>
-  </documentManagement>
-</p:properties>
-</file>
-
-<file path=customXml/item3.xml><?xml version="1.0" encoding="utf-8"?>
-<?mso-contentType ?>
-<FormTemplates xmlns="http://schemas.microsoft.com/sharepoint/v3/contenttype/forms">
-  <Display>DocumentLibraryForm</Display>
-  <Edit>DocumentLibraryForm</Edit>
-  <New>DocumentLibraryForm</New>
-</FormTemplates>
-</file>
-
-<file path=customXml/item4.xml><?xml version="1.0" encoding="utf-8"?>
-<b:Sources xmlns:b="http://schemas.openxmlformats.org/officeDocument/2006/bibliography" xmlns="http://schemas.openxmlformats.org/officeDocument/2006/bibliography" SelectedStyle="\APASixthEditionOfficeOnline.xsl" StyleName="APA" Version="6"/>
-</file>
-
-<file path=customXml/item5.xml><?xml version="1.0" encoding="utf-8"?>
 <ct:contentTypeSchema xmlns:ct="http://schemas.microsoft.com/office/2006/metadata/contentType" xmlns:ma="http://schemas.microsoft.com/office/2006/metadata/properties/metaAttributes" ct:_="" ma:_="" ma:contentTypeName="Documento" ma:contentTypeID="0x0101006A81D6BD42E8DF4C91013959704817E1" ma:contentTypeVersion="15" ma:contentTypeDescription="Crear nuevo documento." ma:contentTypeScope="" ma:versionID="bf4f72ffd194f0963ff564daca6869f7">
   <xsd:schema xmlns:xsd="http://www.w3.org/2001/XMLSchema" xmlns:xs="http://www.w3.org/2001/XMLSchema" xmlns:p="http://schemas.microsoft.com/office/2006/metadata/properties" xmlns:ns2="13c90a0b-73bc-4dc0-be5f-28d77b615beb" xmlns:ns3="13c93bba-48ce-428c-bfe5-88b42c19b028" targetNamespace="http://schemas.microsoft.com/office/2006/metadata/properties" ma:root="true" ma:fieldsID="8718d6f4873a5b1392a45044efa78385" ns2:_="" ns3:_="">
     <xsd:import namespace="13c90a0b-73bc-4dc0-be5f-28d77b615beb"/>
@@ -41848,30 +42309,68 @@
 </ct:contentTypeSchema>
 </file>
 
+<file path=customXml/item2.xml><?xml version="1.0" encoding="utf-8"?>
+<?mso-contentType ?>
+<FormTemplates xmlns="http://schemas.microsoft.com/sharepoint/v3/contenttype/forms">
+  <Display>DocumentLibraryForm</Display>
+  <Edit>DocumentLibraryForm</Edit>
+  <New>DocumentLibraryForm</New>
+</FormTemplates>
+</file>
+
+<file path=customXml/item3.xml><?xml version="1.0" encoding="utf-8"?>
+<go:gDocsCustomXmlDataStorage xmlns:go="http://customooxmlschemas.google.com/" xmlns:r="http://schemas.openxmlformats.org/officeDocument/2006/relationships">
+  <go:docsCustomData xmlns:go="http://customooxmlschemas.google.com/" roundtripDataSignature="AMtx7mh3w1sXrKwdjzYCxjbwPkf7wsIk5w==">AMUW2mWhRc/xLonLdtoI8dz4BVu2GREgE7++Eme5Ko+W5/2G+QfXPKxV7NwLPPaJ77IM2LrlHDguxVZnDKcg4iQIvJIe+zJ9DBWjUaWFI+z0k4HbdiCFsJo=</go:docsCustomData>
+</go:gDocsCustomXmlDataStorage>
+</file>
+
+<file path=customXml/item4.xml><?xml version="1.0" encoding="utf-8"?>
+<b:Sources xmlns:b="http://schemas.openxmlformats.org/officeDocument/2006/bibliography" xmlns="http://schemas.openxmlformats.org/officeDocument/2006/bibliography" SelectedStyle="\APASixthEditionOfficeOnline.xsl" StyleName="APA" Version="6"/>
+</file>
+
+<file path=customXml/item5.xml><?xml version="1.0" encoding="utf-8"?>
+<p:properties xmlns:p="http://schemas.microsoft.com/office/2006/metadata/properties" xmlns:xsi="http://www.w3.org/2001/XMLSchema-instance" xmlns:pc="http://schemas.microsoft.com/office/infopath/2007/PartnerControls">
+  <documentManagement>
+    <TaxCatchAll xmlns="13c90a0b-73bc-4dc0-be5f-28d77b615beb" xsi:nil="true"/>
+    <lcf76f155ced4ddcb4097134ff3c332f xmlns="13c93bba-48ce-428c-bfe5-88b42c19b028">
+      <Terms xmlns="http://schemas.microsoft.com/office/infopath/2007/PartnerControls"/>
+    </lcf76f155ced4ddcb4097134ff3c332f>
+  </documentManagement>
+</p:properties>
+</file>
+
 <file path=customXml/itemProps1.xml><?xml version="1.0" encoding="utf-8"?>
-<ds:datastoreItem xmlns:ds="http://schemas.openxmlformats.org/officeDocument/2006/customXml" ds:itemID="{11111111-1234-1234-1234-123412341234}">
+<ds:datastoreItem xmlns:ds="http://schemas.openxmlformats.org/officeDocument/2006/customXml" ds:itemID="{D03E474C-37DE-4154-BAD1-EB3F086B5323}">
   <ds:schemaRefs>
-    <ds:schemaRef ds:uri="http://customooxmlschemas.google.com/"/>
-    <ds:schemaRef ds:uri="http://schemas.openxmlformats.org/officeDocument/2006/relationships"/>
+    <ds:schemaRef ds:uri="http://schemas.microsoft.com/office/2006/metadata/contentType"/>
+    <ds:schemaRef ds:uri="http://schemas.microsoft.com/office/2006/metadata/properties/metaAttributes"/>
+    <ds:schemaRef ds:uri="http://www.w3.org/2001/XMLSchema"/>
+    <ds:schemaRef ds:uri="http://schemas.microsoft.com/office/2006/metadata/properties"/>
+    <ds:schemaRef ds:uri="13c90a0b-73bc-4dc0-be5f-28d77b615beb"/>
+    <ds:schemaRef ds:uri="13c93bba-48ce-428c-bfe5-88b42c19b028"/>
+    <ds:schemaRef ds:uri="http://schemas.microsoft.com/office/2006/documentManagement/types"/>
+    <ds:schemaRef ds:uri="http://schemas.microsoft.com/office/infopath/2007/PartnerControls"/>
+    <ds:schemaRef ds:uri="http://schemas.openxmlformats.org/package/2006/metadata/core-properties"/>
+    <ds:schemaRef ds:uri="http://purl.org/dc/elements/1.1/"/>
+    <ds:schemaRef ds:uri="http://purl.org/dc/terms/"/>
+    <ds:schemaRef ds:uri="http://schemas.microsoft.com/internal/obd"/>
   </ds:schemaRefs>
 </ds:datastoreItem>
 </file>
 
 <file path=customXml/itemProps2.xml><?xml version="1.0" encoding="utf-8"?>
-<ds:datastoreItem xmlns:ds="http://schemas.openxmlformats.org/officeDocument/2006/customXml" ds:itemID="{9D9B1A75-0210-4935-8179-95DF20A26AD1}">
+<ds:datastoreItem xmlns:ds="http://schemas.openxmlformats.org/officeDocument/2006/customXml" ds:itemID="{83102ECF-E44F-4F73-A78F-FE313D1BFB9A}">
   <ds:schemaRefs>
-    <ds:schemaRef ds:uri="http://schemas.microsoft.com/office/2006/metadata/properties"/>
-    <ds:schemaRef ds:uri="http://schemas.microsoft.com/office/infopath/2007/PartnerControls"/>
-    <ds:schemaRef ds:uri="13c90a0b-73bc-4dc0-be5f-28d77b615beb"/>
-    <ds:schemaRef ds:uri="13c93bba-48ce-428c-bfe5-88b42c19b028"/>
+    <ds:schemaRef ds:uri="http://schemas.microsoft.com/sharepoint/v3/contenttype/forms"/>
   </ds:schemaRefs>
 </ds:datastoreItem>
 </file>
 
 <file path=customXml/itemProps3.xml><?xml version="1.0" encoding="utf-8"?>
-<ds:datastoreItem xmlns:ds="http://schemas.openxmlformats.org/officeDocument/2006/customXml" ds:itemID="{83102ECF-E44F-4F73-A78F-FE313D1BFB9A}">
+<ds:datastoreItem xmlns:ds="http://schemas.openxmlformats.org/officeDocument/2006/customXml" ds:itemID="{11111111-1234-1234-1234-123412341234}">
   <ds:schemaRefs>
-    <ds:schemaRef ds:uri="http://schemas.microsoft.com/sharepoint/v3/contenttype/forms"/>
+    <ds:schemaRef ds:uri="http://customooxmlschemas.google.com/"/>
+    <ds:schemaRef ds:uri="http://schemas.openxmlformats.org/officeDocument/2006/relationships"/>
   </ds:schemaRefs>
 </ds:datastoreItem>
 </file>
@@ -41885,5 +42384,12 @@
 </file>
 
 <file path=customXml/itemProps5.xml><?xml version="1.0" encoding="utf-8"?>
-<ds:datastoreItem xmlns:ds="http://schemas.openxmlformats.org/officeDocument/2006/customXml" ds:itemID="{D03E474C-37DE-4154-BAD1-EB3F086B5323}"/>
+<ds:datastoreItem xmlns:ds="http://schemas.openxmlformats.org/officeDocument/2006/customXml" ds:itemID="{9D9B1A75-0210-4935-8179-95DF20A26AD1}">
+  <ds:schemaRefs>
+    <ds:schemaRef ds:uri="http://schemas.microsoft.com/office/2006/metadata/properties"/>
+    <ds:schemaRef ds:uri="http://schemas.microsoft.com/office/infopath/2007/PartnerControls"/>
+    <ds:schemaRef ds:uri="13c90a0b-73bc-4dc0-be5f-28d77b615beb"/>
+    <ds:schemaRef ds:uri="13c93bba-48ce-428c-bfe5-88b42c19b028"/>
+  </ds:schemaRefs>
+</ds:datastoreItem>
 </file>